--- a/docs/System_Constraints_and_Portal_Rules.docx
+++ b/docs/System_Constraints_and_Portal_Rules.docx
@@ -2,6 +2,46 @@
 <file path=word/document.xml><?xml version="1.0" encoding="utf-8"?>
 <w:document xmlns:wpc="http://schemas.microsoft.com/office/word/2010/wordprocessingCanvas" xmlns:mo="http://schemas.microsoft.com/office/mac/office/2008/main" xmlns:mc="http://schemas.openxmlformats.org/markup-compatibility/2006" xmlns:mv="urn:schemas-microsoft-com:mac:vml" xmlns:o="urn:schemas-microsoft-com:office:office" xmlns:r="http://schemas.openxmlformats.org/officeDocument/2006/relationships" xmlns:m="http://schemas.openxmlformats.org/officeDocument/2006/math" xmlns:v="urn:schemas-microsoft-com:vml" xmlns:wp14="http://schemas.microsoft.com/office/word/2010/wordprocessingDrawing" xmlns:wp="http://schemas.openxmlformats.org/drawingml/2006/wordprocessingDrawing" xmlns:w10="urn:schemas-microsoft-com:office:word" xmlns:w="http://schemas.openxmlformats.org/wordprocessingml/2006/main" xmlns:w14="http://schemas.microsoft.com/office/word/2010/wordml" xmlns:wpg="http://schemas.microsoft.com/office/word/2010/wordprocessingGroup" xmlns:wpi="http://schemas.microsoft.com/office/word/2010/wordprocessingInk" xmlns:wne="http://schemas.microsoft.com/office/word/2006/wordml" xmlns:wps="http://schemas.microsoft.com/office/word/2010/wordprocessingShape" mc:Ignorable="w14 wp14">
   <w:body>
+    <w:p>
+      <w:pPr>
+        <w:spacing w:before="0" w:after="80"/>
+        <w:jc w:val="center"/>
+      </w:pPr>
+      <w:r>
+        <w:drawing>
+          <wp:inline xmlns:a="http://schemas.openxmlformats.org/drawingml/2006/main" xmlns:pic="http://schemas.openxmlformats.org/drawingml/2006/picture">
+            <wp:extent cx="1645920" cy="519129"/>
+            <wp:docPr id="1" name="Picture 1"/>
+            <wp:cNvGraphicFramePr>
+              <a:graphicFrameLocks noChangeAspect="1"/>
+            </wp:cNvGraphicFramePr>
+            <a:graphic>
+              <a:graphicData uri="http://schemas.openxmlformats.org/drawingml/2006/picture">
+                <pic:pic>
+                  <pic:nvPicPr>
+                    <pic:cNvPr id="0" name="report-logo-left.png"/>
+                    <pic:cNvPicPr/>
+                  </pic:nvPicPr>
+                  <pic:blipFill>
+                    <a:blip r:embed="rId10"/>
+                    <a:stretch>
+                      <a:fillRect/>
+                    </a:stretch>
+                  </pic:blipFill>
+                  <pic:spPr>
+                    <a:xfrm>
+                      <a:off x="0" y="0"/>
+                      <a:ext cx="1645920" cy="519129"/>
+                    </a:xfrm>
+                    <a:prstGeom prst="rect"/>
+                  </pic:spPr>
+                </pic:pic>
+              </a:graphicData>
+            </a:graphic>
+          </wp:inline>
+        </w:drawing>
+      </w:r>
+    </w:p>
     <w:p>
       <w:pPr>
         <w:spacing w:before="0" w:after="40"/>

--- a/docs/System_Constraints_and_Portal_Rules.docx
+++ b/docs/System_Constraints_and_Portal_Rules.docx
@@ -2,49 +2,113 @@
 <file path=word/document.xml><?xml version="1.0" encoding="utf-8"?>
 <w:document xmlns:wpc="http://schemas.microsoft.com/office/word/2010/wordprocessingCanvas" xmlns:mo="http://schemas.microsoft.com/office/mac/office/2008/main" xmlns:mc="http://schemas.openxmlformats.org/markup-compatibility/2006" xmlns:mv="urn:schemas-microsoft-com:mac:vml" xmlns:o="urn:schemas-microsoft-com:office:office" xmlns:r="http://schemas.openxmlformats.org/officeDocument/2006/relationships" xmlns:m="http://schemas.openxmlformats.org/officeDocument/2006/math" xmlns:v="urn:schemas-microsoft-com:vml" xmlns:wp14="http://schemas.microsoft.com/office/word/2010/wordprocessingDrawing" xmlns:wp="http://schemas.openxmlformats.org/drawingml/2006/wordprocessingDrawing" xmlns:w10="urn:schemas-microsoft-com:office:word" xmlns:w="http://schemas.openxmlformats.org/wordprocessingml/2006/main" xmlns:w14="http://schemas.microsoft.com/office/word/2010/wordml" xmlns:wpg="http://schemas.microsoft.com/office/word/2010/wordprocessingGroup" xmlns:wpi="http://schemas.microsoft.com/office/word/2010/wordprocessingInk" xmlns:wne="http://schemas.microsoft.com/office/word/2006/wordml" xmlns:wps="http://schemas.microsoft.com/office/word/2010/wordprocessingShape" mc:Ignorable="w14 wp14">
   <w:body>
+    <w:tbl>
+      <w:tblPr>
+        <w:tblW w:type="auto" w:w="0"/>
+        <w:jc w:val="center"/>
+        <w:tblLayout w:type="fixed"/>
+        <w:tblLook w:firstColumn="1" w:firstRow="1" w:lastColumn="0" w:lastRow="0" w:noHBand="0" w:noVBand="1" w:val="04A0"/>
+      </w:tblPr>
+      <w:tblGrid>
+        <w:gridCol w:w="5040"/>
+        <w:gridCol w:w="5040"/>
+      </w:tblGrid>
+      <w:tr>
+        <w:tc>
+          <w:tcPr>
+            <w:tcW w:type="dxa" w:w="5040"/>
+          </w:tcPr>
+          <w:p>
+            <w:pPr>
+              <w:spacing w:before="0" w:after="0"/>
+              <w:jc w:val="left"/>
+            </w:pPr>
+            <w:r>
+              <w:drawing>
+                <wp:inline xmlns:a="http://schemas.openxmlformats.org/drawingml/2006/main" xmlns:pic="http://schemas.openxmlformats.org/drawingml/2006/picture">
+                  <wp:extent cx="2464273" cy="777240"/>
+                  <wp:docPr id="1" name="Picture 1"/>
+                  <wp:cNvGraphicFramePr>
+                    <a:graphicFrameLocks noChangeAspect="1"/>
+                  </wp:cNvGraphicFramePr>
+                  <a:graphic>
+                    <a:graphicData uri="http://schemas.openxmlformats.org/drawingml/2006/picture">
+                      <pic:pic>
+                        <pic:nvPicPr>
+                          <pic:cNvPr id="0" name="report-logo-left.png"/>
+                          <pic:cNvPicPr/>
+                        </pic:nvPicPr>
+                        <pic:blipFill>
+                          <a:blip r:embed="rId10"/>
+                          <a:stretch>
+                            <a:fillRect/>
+                          </a:stretch>
+                        </pic:blipFill>
+                        <pic:spPr>
+                          <a:xfrm>
+                            <a:off x="0" y="0"/>
+                            <a:ext cx="2464273" cy="777240"/>
+                          </a:xfrm>
+                          <a:prstGeom prst="rect"/>
+                        </pic:spPr>
+                      </pic:pic>
+                    </a:graphicData>
+                  </a:graphic>
+                </wp:inline>
+              </w:drawing>
+            </w:r>
+          </w:p>
+        </w:tc>
+        <w:tc>
+          <w:tcPr>
+            <w:tcW w:type="dxa" w:w="5040"/>
+          </w:tcPr>
+          <w:p>
+            <w:pPr>
+              <w:spacing w:before="0" w:after="0"/>
+              <w:jc w:val="right"/>
+            </w:pPr>
+            <w:r>
+              <w:drawing>
+                <wp:inline xmlns:a="http://schemas.openxmlformats.org/drawingml/2006/main" xmlns:pic="http://schemas.openxmlformats.org/drawingml/2006/picture">
+                  <wp:extent cx="1044480" cy="777240"/>
+                  <wp:docPr id="2" name="Picture 2"/>
+                  <wp:cNvGraphicFramePr>
+                    <a:graphicFrameLocks noChangeAspect="1"/>
+                  </wp:cNvGraphicFramePr>
+                  <a:graphic>
+                    <a:graphicData uri="http://schemas.openxmlformats.org/drawingml/2006/picture">
+                      <pic:pic>
+                        <pic:nvPicPr>
+                          <pic:cNvPr id="0" name="report-logo-right.png"/>
+                          <pic:cNvPicPr/>
+                        </pic:nvPicPr>
+                        <pic:blipFill>
+                          <a:blip r:embed="rId11"/>
+                          <a:stretch>
+                            <a:fillRect/>
+                          </a:stretch>
+                        </pic:blipFill>
+                        <pic:spPr>
+                          <a:xfrm>
+                            <a:off x="0" y="0"/>
+                            <a:ext cx="1044480" cy="777240"/>
+                          </a:xfrm>
+                          <a:prstGeom prst="rect"/>
+                        </pic:spPr>
+                      </pic:pic>
+                    </a:graphicData>
+                  </a:graphic>
+                </wp:inline>
+              </w:drawing>
+            </w:r>
+          </w:p>
+        </w:tc>
+      </w:tr>
+    </w:tbl>
     <w:p>
       <w:pPr>
-        <w:spacing w:before="0" w:after="80"/>
-        <w:jc w:val="center"/>
-      </w:pPr>
-      <w:r>
-        <w:drawing>
-          <wp:inline xmlns:a="http://schemas.openxmlformats.org/drawingml/2006/main" xmlns:pic="http://schemas.openxmlformats.org/drawingml/2006/picture">
-            <wp:extent cx="1645920" cy="519129"/>
-            <wp:docPr id="1" name="Picture 1"/>
-            <wp:cNvGraphicFramePr>
-              <a:graphicFrameLocks noChangeAspect="1"/>
-            </wp:cNvGraphicFramePr>
-            <a:graphic>
-              <a:graphicData uri="http://schemas.openxmlformats.org/drawingml/2006/picture">
-                <pic:pic>
-                  <pic:nvPicPr>
-                    <pic:cNvPr id="0" name="report-logo-left.png"/>
-                    <pic:cNvPicPr/>
-                  </pic:nvPicPr>
-                  <pic:blipFill>
-                    <a:blip r:embed="rId10"/>
-                    <a:stretch>
-                      <a:fillRect/>
-                    </a:stretch>
-                  </pic:blipFill>
-                  <pic:spPr>
-                    <a:xfrm>
-                      <a:off x="0" y="0"/>
-                      <a:ext cx="1645920" cy="519129"/>
-                    </a:xfrm>
-                    <a:prstGeom prst="rect"/>
-                  </pic:spPr>
-                </pic:pic>
-              </a:graphicData>
-            </a:graphic>
-          </wp:inline>
-        </w:drawing>
-      </w:r>
-    </w:p>
-    <w:p>
-      <w:pPr>
-        <w:spacing w:before="0" w:after="40"/>
+        <w:spacing w:before="120" w:after="40"/>
         <w:jc w:val="center"/>
       </w:pPr>
       <w:r>
@@ -3003,6 +3067,12 @@
       <w:pgMar w:top="1080" w:right="1080" w:bottom="1080" w:left="1080" w:header="720" w:footer="720" w:gutter="0"/>
       <w:cols w:space="720"/>
       <w:docGrid w:linePitch="360"/>
+      <w:pgBorders w:offsetFrom="page">
+        <w:top w:val="single" w:sz="8" w:space="20" w:color="0F331F"/>
+        <w:left w:val="single" w:sz="8" w:space="20" w:color="0F331F"/>
+        <w:bottom w:val="single" w:sz="8" w:space="20" w:color="0F331F"/>
+        <w:right w:val="single" w:sz="8" w:space="20" w:color="0F331F"/>
+      </w:pgBorders>
     </w:sectPr>
   </w:body>
 </w:document>

--- a/docs/System_Constraints_and_Portal_Rules.docx
+++ b/docs/System_Constraints_and_Portal_Rules.docx
@@ -2877,6 +2877,28 @@
           <w:color w:val="0F331F"/>
           <w:sz w:val="28"/>
         </w:rPr>
+        <w:t xml:space="preserve">Club Coordinator &amp; Additional Responsibility Rule: </w:t>
+      </w:r>
+      <w:r>
+        <w:rPr>
+          <w:rFonts w:ascii="Times New Roman" w:hAnsi="Times New Roman"/>
+          <w:sz w:val="28"/>
+        </w:rPr>
+        <w:t>Being assigned as a Club Coordinator or Club In-charge is categorized as an Institutional Level Additional Responsibility under Criteria D1 in PART D (Institutional Development &amp; Contribution), scoring 10 Pts per institutional duty up to the 20 Pts Part D cap. Furthermore, student club activities organized by coordinators log extension points under PART B.</w:t>
+      </w:r>
+    </w:p>
+    <w:p>
+      <w:pPr>
+        <w:pStyle w:val="ListBullet"/>
+        <w:spacing w:after="80"/>
+      </w:pPr>
+      <w:r>
+        <w:rPr>
+          <w:rFonts w:ascii="Times New Roman" w:hAnsi="Times New Roman"/>
+          <w:b/>
+          <w:color w:val="0F331F"/>
+          <w:sz w:val="28"/>
+        </w:rPr>
         <w:t xml:space="preserve">Designation-Based Customization: </w:t>
       </w:r>
       <w:r>
@@ -3007,6 +3029,28 @@
           <w:color w:val="B91C1C"/>
           <w:sz w:val="28"/>
         </w:rPr>
+        <w:t xml:space="preserve">Dedicated Storage Folder Structure: </w:t>
+      </w:r>
+      <w:r>
+        <w:rPr>
+          <w:rFonts w:ascii="Times New Roman" w:hAnsi="Times New Roman"/>
+          <w:sz w:val="28"/>
+        </w:rPr>
+        <w:t>Uploaded documents are stored in dedicated faculty folders: server/SREC/{Department}/{Staff_ID}/, NOT in a common directory.</w:t>
+      </w:r>
+    </w:p>
+    <w:p>
+      <w:pPr>
+        <w:pStyle w:val="ListBullet"/>
+        <w:spacing w:after="80"/>
+      </w:pPr>
+      <w:r>
+        <w:rPr>
+          <w:rFonts w:ascii="Times New Roman" w:hAnsi="Times New Roman"/>
+          <w:b/>
+          <w:color w:val="B91C1C"/>
+          <w:sz w:val="28"/>
+        </w:rPr>
         <w:t xml:space="preserve">File Upload Size &amp; Formats: </w:t>
       </w:r>
       <w:r>
@@ -3037,28 +3081,6 @@
           <w:sz w:val="28"/>
         </w:rPr>
         <w:t>Direct file requests under /uploads/* or /SREC/* require valid JWT authentication via Authorization Bearer token header or ?token=&lt;token&gt; URL query string. Unauthenticated requests redirect to /login.</w:t>
-      </w:r>
-    </w:p>
-    <w:p>
-      <w:pPr>
-        <w:pStyle w:val="ListBullet"/>
-        <w:spacing w:after="80"/>
-      </w:pPr>
-      <w:r>
-        <w:rPr>
-          <w:rFonts w:ascii="Times New Roman" w:hAnsi="Times New Roman"/>
-          <w:b/>
-          <w:color w:val="B91C1C"/>
-          <w:sz w:val="28"/>
-        </w:rPr>
-        <w:t xml:space="preserve">Physical Folder Organization: </w:t>
-      </w:r>
-      <w:r>
-        <w:rPr>
-          <w:rFonts w:ascii="Times New Roman" w:hAnsi="Times New Roman"/>
-          <w:sz w:val="28"/>
-        </w:rPr>
-        <w:t>Documents are organized under /server/uploads/document/ or structured department directories /SREC/{Department}/{Staff_ID}/.</w:t>
       </w:r>
     </w:p>
     <w:sectPr>

--- a/docs/System_Constraints_and_Portal_Rules.docx
+++ b/docs/System_Constraints_and_Portal_Rules.docx
@@ -621,7 +621,7 @@
           <w:rFonts w:ascii="Times New Roman" w:hAnsi="Times New Roman"/>
           <w:sz w:val="28"/>
         </w:rPr>
-        <w:t>If a faculty member is assigned as an active coordinator in staff_club, the isClubCoordinator flag is set to true, enabling the Clubs Activity Organized menu item.</w:t>
+        <w:t>If a faculty member is assigned as an active coordinator or co-coordinator in staff_club or clubs, the isClubCoordinator flag is set to true, enabling the Clubs Activity Organized menu item.</w:t>
       </w:r>
     </w:p>
     <w:p>
@@ -646,6 +646,247 @@
         <w:t>If is_relieved === 1 in staff_user or staff_personal, login authentication is strictly blocked, revoking all system access.</w:t>
       </w:r>
     </w:p>
+    <w:p>
+      <w:pPr>
+        <w:keepNext/>
+        <w:spacing w:before="320" w:after="120"/>
+      </w:pPr>
+      <w:r>
+        <w:rPr>
+          <w:rFonts w:ascii="Times New Roman" w:hAnsi="Times New Roman"/>
+          <w:b/>
+          <w:color w:val="0369A1"/>
+          <w:sz w:val="28"/>
+        </w:rPr>
+        <w:t>❖ System Architecture Diagram: Dynamic Permission Elevation &amp; Menu Toggle Rule Logic</w:t>
+      </w:r>
+    </w:p>
+    <w:tbl>
+      <w:tblPr>
+        <w:tblW w:type="auto" w:w="0"/>
+        <w:jc w:val="center"/>
+        <w:tblLayout w:type="fixed"/>
+        <w:tblLook w:firstColumn="1" w:firstRow="1" w:lastColumn="0" w:lastRow="0" w:noHBand="0" w:noVBand="1" w:val="04A0"/>
+        <w:tblBorders>
+          <w:top w:val="single" w:sz="8" w:space="0" w:color="0F331F"/>
+          <w:left w:val="single" w:sz="8" w:space="0" w:color="0F331F"/>
+          <w:bottom w:val="single" w:sz="8" w:space="0" w:color="0F331F"/>
+          <w:right w:val="single" w:sz="8" w:space="0" w:color="0F331F"/>
+          <w:insideH w:val="single" w:sz="8" w:space="0" w:color="0F331F"/>
+          <w:insideV w:val="none"/>
+        </w:tblBorders>
+      </w:tblPr>
+      <w:tblGrid>
+        <w:gridCol w:w="10080"/>
+      </w:tblGrid>
+      <w:tr>
+        <w:tc>
+          <w:tcPr>
+            <w:tcW w:type="dxa" w:w="10080"/>
+            <w:shd w:val="clear" w:color="auto" w:fill="F8FAFC"/>
+            <w:tcMar>
+              <w:top w:w="140" w:type="dxa"/>
+              <w:bottom w:w="140" w:type="dxa"/>
+              <w:left w:w="180" w:type="dxa"/>
+              <w:right w:w="180" w:type="dxa"/>
+            </w:tcMar>
+          </w:tcPr>
+          <w:p>
+            <w:pPr>
+              <w:spacing w:before="80" w:after="120"/>
+            </w:pPr>
+            <w:r>
+              <w:rPr>
+                <w:rFonts w:ascii="Times New Roman" w:hAnsi="Times New Roman"/>
+                <w:b/>
+                <w:color w:val="0F331F"/>
+                <w:sz w:val="28"/>
+              </w:rPr>
+              <w:t>SYSTEM RULE DIAGRAM: DYNAMIC PERMISSION ELEVATION &amp; MENU TOGGLE RULE LOGIC</w:t>
+              <w:br/>
+            </w:r>
+          </w:p>
+          <w:p>
+            <w:pPr>
+              <w:spacing w:before="40" w:after="80"/>
+            </w:pPr>
+            <w:r>
+              <w:rPr>
+                <w:rFonts w:ascii="Times New Roman" w:hAnsi="Times New Roman"/>
+                <w:b/>
+                <w:color w:val="0369A1"/>
+                <w:sz w:val="28"/>
+              </w:rPr>
+              <w:t xml:space="preserve">► Stage 1: </w:t>
+            </w:r>
+            <w:r>
+              <w:rPr>
+                <w:rFonts w:ascii="Times New Roman" w:hAnsi="Times New Roman"/>
+                <w:color w:val="1E293B"/>
+                <w:sz w:val="28"/>
+              </w:rPr>
+              <w:t>Login credentials verified against MySQL database.</w:t>
+            </w:r>
+          </w:p>
+          <w:p>
+            <w:pPr>
+              <w:spacing w:before="0" w:after="0"/>
+              <w:jc w:val="center"/>
+            </w:pPr>
+            <w:r>
+              <w:rPr>
+                <w:rFonts w:ascii="Times New Roman" w:hAnsi="Times New Roman"/>
+                <w:b/>
+                <w:color w:val="0F766E"/>
+                <w:sz w:val="28"/>
+              </w:rPr>
+              <w:t>│</w:t>
+              <w:br/>
+              <w:t>▼</w:t>
+            </w:r>
+          </w:p>
+          <w:p>
+            <w:pPr>
+              <w:spacing w:before="40" w:after="80"/>
+            </w:pPr>
+            <w:r>
+              <w:rPr>
+                <w:rFonts w:ascii="Times New Roman" w:hAnsi="Times New Roman"/>
+                <w:b/>
+                <w:color w:val="0369A1"/>
+                <w:sz w:val="28"/>
+              </w:rPr>
+              <w:t xml:space="preserve">► Stage 2: </w:t>
+            </w:r>
+            <w:r>
+              <w:rPr>
+                <w:rFonts w:ascii="Times New Roman" w:hAnsi="Times New Roman"/>
+                <w:color w:val="1E293B"/>
+                <w:sz w:val="28"/>
+              </w:rPr>
+              <w:t>System parses Designation string: Contains 'Head'/'HOD' ➔ Elevate isHod = true.</w:t>
+            </w:r>
+          </w:p>
+          <w:p>
+            <w:pPr>
+              <w:spacing w:before="0" w:after="0"/>
+              <w:jc w:val="center"/>
+            </w:pPr>
+            <w:r>
+              <w:rPr>
+                <w:rFonts w:ascii="Times New Roman" w:hAnsi="Times New Roman"/>
+                <w:b/>
+                <w:color w:val="0F766E"/>
+                <w:sz w:val="28"/>
+              </w:rPr>
+              <w:t>│</w:t>
+              <w:br/>
+              <w:t>▼</w:t>
+            </w:r>
+          </w:p>
+          <w:p>
+            <w:pPr>
+              <w:spacing w:before="40" w:after="80"/>
+            </w:pPr>
+            <w:r>
+              <w:rPr>
+                <w:rFonts w:ascii="Times New Roman" w:hAnsi="Times New Roman"/>
+                <w:b/>
+                <w:color w:val="0369A1"/>
+                <w:sz w:val="28"/>
+              </w:rPr>
+              <w:t xml:space="preserve">► Stage 3: </w:t>
+            </w:r>
+            <w:r>
+              <w:rPr>
+                <w:rFonts w:ascii="Times New Roman" w:hAnsi="Times New Roman"/>
+                <w:color w:val="1E293B"/>
+                <w:sz w:val="28"/>
+              </w:rPr>
+              <w:t>System parses Designation string: Contains 'Principal'/'HR' ➔ Elevate isInstitutionalAdmin = true.</w:t>
+            </w:r>
+          </w:p>
+          <w:p>
+            <w:pPr>
+              <w:spacing w:before="0" w:after="0"/>
+              <w:jc w:val="center"/>
+            </w:pPr>
+            <w:r>
+              <w:rPr>
+                <w:rFonts w:ascii="Times New Roman" w:hAnsi="Times New Roman"/>
+                <w:b/>
+                <w:color w:val="0F766E"/>
+                <w:sz w:val="28"/>
+              </w:rPr>
+              <w:t>│</w:t>
+              <w:br/>
+              <w:t>▼</w:t>
+            </w:r>
+          </w:p>
+          <w:p>
+            <w:pPr>
+              <w:spacing w:before="40" w:after="80"/>
+            </w:pPr>
+            <w:r>
+              <w:rPr>
+                <w:rFonts w:ascii="Times New Roman" w:hAnsi="Times New Roman"/>
+                <w:b/>
+                <w:color w:val="0369A1"/>
+                <w:sz w:val="28"/>
+              </w:rPr>
+              <w:t xml:space="preserve">► Stage 4: </w:t>
+            </w:r>
+            <w:r>
+              <w:rPr>
+                <w:rFonts w:ascii="Times New Roman" w:hAnsi="Times New Roman"/>
+                <w:color w:val="1E293B"/>
+                <w:sz w:val="28"/>
+              </w:rPr>
+              <w:t>System checks Qualification/Name: Contains 'Dr.' or Ph.D ➔ Enable Research Supervisor menu.</w:t>
+            </w:r>
+          </w:p>
+          <w:p>
+            <w:pPr>
+              <w:spacing w:before="0" w:after="0"/>
+              <w:jc w:val="center"/>
+            </w:pPr>
+            <w:r>
+              <w:rPr>
+                <w:rFonts w:ascii="Times New Roman" w:hAnsi="Times New Roman"/>
+                <w:b/>
+                <w:color w:val="0F766E"/>
+                <w:sz w:val="28"/>
+              </w:rPr>
+              <w:t>│</w:t>
+              <w:br/>
+              <w:t>▼</w:t>
+            </w:r>
+          </w:p>
+          <w:p>
+            <w:pPr>
+              <w:spacing w:before="40" w:after="80"/>
+            </w:pPr>
+            <w:r>
+              <w:rPr>
+                <w:rFonts w:ascii="Times New Roman" w:hAnsi="Times New Roman"/>
+                <w:b/>
+                <w:color w:val="0369A1"/>
+                <w:sz w:val="28"/>
+              </w:rPr>
+              <w:t xml:space="preserve">► Stage 5: </w:t>
+            </w:r>
+            <w:r>
+              <w:rPr>
+                <w:rFonts w:ascii="Times New Roman" w:hAnsi="Times New Roman"/>
+                <w:color w:val="1E293B"/>
+                <w:sz w:val="28"/>
+              </w:rPr>
+              <w:t>System checks Club Assignments: Assigned Coordinator/Co-Coordinator ➔ Enable Clubs Activity menu.</w:t>
+            </w:r>
+          </w:p>
+        </w:tc>
+      </w:tr>
+    </w:tbl>
     <w:p>
       <w:pPr>
         <w:spacing w:after="160"/>
@@ -812,11 +1053,6 @@
     </w:p>
     <w:p>
       <w:pPr>
-        <w:spacing w:after="160"/>
-      </w:pPr>
-    </w:p>
-    <w:p>
-      <w:pPr>
         <w:keepNext/>
         <w:spacing w:before="320" w:after="120"/>
       </w:pPr>
@@ -827,1998 +1063,7 @@
           <w:color w:val="0F172A"/>
           <w:sz w:val="32"/>
         </w:rPr>
-        <w:t>4. Sidebar &amp; Menu Enablement / Disablement Matrix</w:t>
-      </w:r>
-    </w:p>
-    <w:tbl>
-      <w:tblPr>
-        <w:tblW w:type="auto" w:w="0"/>
-        <w:jc w:val="center"/>
-        <w:tblLayout w:type="fixed"/>
-        <w:tblLook w:firstColumn="1" w:firstRow="1" w:lastColumn="0" w:lastRow="0" w:noHBand="0" w:noVBand="1" w:val="04A0"/>
-        <w:tblBorders>
-          <w:top w:val="single" w:sz="4" w:space="0" w:color="CBD5E1"/>
-          <w:left w:val="single" w:sz="4" w:space="0" w:color="CBD5E1"/>
-          <w:bottom w:val="single" w:sz="4" w:space="0" w:color="CBD5E1"/>
-          <w:right w:val="single" w:sz="4" w:space="0" w:color="CBD5E1"/>
-          <w:insideH w:val="single" w:sz="4" w:space="0" w:color="CBD5E1"/>
-          <w:insideV w:val="none"/>
-        </w:tblBorders>
-      </w:tblPr>
-      <w:tblGrid>
-        <w:gridCol w:w="2016"/>
-        <w:gridCol w:w="2016"/>
-        <w:gridCol w:w="2016"/>
-        <w:gridCol w:w="2016"/>
-        <w:gridCol w:w="2016"/>
-      </w:tblGrid>
-      <w:tr>
-        <w:tc>
-          <w:tcPr>
-            <w:tcW w:type="dxa" w:w="2160"/>
-            <w:shd w:val="clear" w:color="auto" w:fill="0F331F"/>
-            <w:tcMar>
-              <w:top w:w="120" w:type="dxa"/>
-              <w:bottom w:w="120" w:type="dxa"/>
-              <w:left w:w="160" w:type="dxa"/>
-              <w:right w:w="160" w:type="dxa"/>
-            </w:tcMar>
-          </w:tcPr>
-          <w:p>
-            <w:r>
-              <w:rPr>
-                <w:rFonts w:ascii="Times New Roman" w:hAnsi="Times New Roman"/>
-                <w:b/>
-                <w:color w:val="FFFFFF"/>
-                <w:sz w:val="28"/>
-              </w:rPr>
-              <w:t>Menu Item</w:t>
-            </w:r>
-          </w:p>
-        </w:tc>
-        <w:tc>
-          <w:tcPr>
-            <w:tcW w:type="dxa" w:w="2160"/>
-            <w:shd w:val="clear" w:color="auto" w:fill="0F331F"/>
-            <w:tcMar>
-              <w:top w:w="120" w:type="dxa"/>
-              <w:bottom w:w="120" w:type="dxa"/>
-              <w:left w:w="160" w:type="dxa"/>
-              <w:right w:w="160" w:type="dxa"/>
-            </w:tcMar>
-          </w:tcPr>
-          <w:p>
-            <w:r>
-              <w:rPr>
-                <w:rFonts w:ascii="Times New Roman" w:hAnsi="Times New Roman"/>
-                <w:b/>
-                <w:color w:val="FFFFFF"/>
-                <w:sz w:val="28"/>
-              </w:rPr>
-              <w:t>Path</w:t>
-            </w:r>
-          </w:p>
-        </w:tc>
-        <w:tc>
-          <w:tcPr>
-            <w:tcW w:type="dxa" w:w="1728"/>
-            <w:shd w:val="clear" w:color="auto" w:fill="0F331F"/>
-            <w:tcMar>
-              <w:top w:w="120" w:type="dxa"/>
-              <w:bottom w:w="120" w:type="dxa"/>
-              <w:left w:w="160" w:type="dxa"/>
-              <w:right w:w="160" w:type="dxa"/>
-            </w:tcMar>
-          </w:tcPr>
-          <w:p>
-            <w:r>
-              <w:rPr>
-                <w:rFonts w:ascii="Times New Roman" w:hAnsi="Times New Roman"/>
-                <w:b/>
-                <w:color w:val="FFFFFF"/>
-                <w:sz w:val="28"/>
-              </w:rPr>
-              <w:t>Faculty Portal</w:t>
-            </w:r>
-          </w:p>
-        </w:tc>
-        <w:tc>
-          <w:tcPr>
-            <w:tcW w:type="dxa" w:w="2016"/>
-            <w:shd w:val="clear" w:color="auto" w:fill="0F331F"/>
-            <w:tcMar>
-              <w:top w:w="120" w:type="dxa"/>
-              <w:bottom w:w="120" w:type="dxa"/>
-              <w:left w:w="160" w:type="dxa"/>
-              <w:right w:w="160" w:type="dxa"/>
-            </w:tcMar>
-          </w:tcPr>
-          <w:p>
-            <w:r>
-              <w:rPr>
-                <w:rFonts w:ascii="Times New Roman" w:hAnsi="Times New Roman"/>
-                <w:b/>
-                <w:color w:val="FFFFFF"/>
-                <w:sz w:val="28"/>
-              </w:rPr>
-              <w:t>Dept Admin / HOD</w:t>
-            </w:r>
-          </w:p>
-        </w:tc>
-        <w:tc>
-          <w:tcPr>
-            <w:tcW w:type="dxa" w:w="2016"/>
-            <w:shd w:val="clear" w:color="auto" w:fill="0F331F"/>
-            <w:tcMar>
-              <w:top w:w="120" w:type="dxa"/>
-              <w:bottom w:w="120" w:type="dxa"/>
-              <w:left w:w="160" w:type="dxa"/>
-              <w:right w:w="160" w:type="dxa"/>
-            </w:tcMar>
-          </w:tcPr>
-          <w:p>
-            <w:r>
-              <w:rPr>
-                <w:rFonts w:ascii="Times New Roman" w:hAnsi="Times New Roman"/>
-                <w:b/>
-                <w:color w:val="FFFFFF"/>
-                <w:sz w:val="28"/>
-              </w:rPr>
-              <w:t>System Admin / Executive</w:t>
-            </w:r>
-          </w:p>
-        </w:tc>
-      </w:tr>
-      <w:tr>
-        <w:tc>
-          <w:tcPr>
-            <w:tcW w:type="dxa" w:w="2160"/>
-            <w:shd w:val="clear" w:color="auto" w:fill="F8FAFC"/>
-            <w:tcMar>
-              <w:top w:w="120" w:type="dxa"/>
-              <w:bottom w:w="120" w:type="dxa"/>
-              <w:left w:w="160" w:type="dxa"/>
-              <w:right w:w="160" w:type="dxa"/>
-            </w:tcMar>
-          </w:tcPr>
-          <w:p>
-            <w:r>
-              <w:rPr>
-                <w:rFonts w:ascii="Times New Roman" w:hAnsi="Times New Roman"/>
-                <w:sz w:val="28"/>
-              </w:rPr>
-              <w:t>Dashboard</w:t>
-            </w:r>
-          </w:p>
-        </w:tc>
-        <w:tc>
-          <w:tcPr>
-            <w:tcW w:type="dxa" w:w="2160"/>
-            <w:shd w:val="clear" w:color="auto" w:fill="F8FAFC"/>
-            <w:tcMar>
-              <w:top w:w="120" w:type="dxa"/>
-              <w:bottom w:w="120" w:type="dxa"/>
-              <w:left w:w="160" w:type="dxa"/>
-              <w:right w:w="160" w:type="dxa"/>
-            </w:tcMar>
-          </w:tcPr>
-          <w:p>
-            <w:r>
-              <w:rPr>
-                <w:rFonts w:ascii="Times New Roman" w:hAnsi="Times New Roman"/>
-                <w:sz w:val="28"/>
-              </w:rPr>
-              <w:t>/dashboard</w:t>
-            </w:r>
-          </w:p>
-        </w:tc>
-        <w:tc>
-          <w:tcPr>
-            <w:tcW w:type="dxa" w:w="1728"/>
-            <w:shd w:val="clear" w:color="auto" w:fill="F8FAFC"/>
-            <w:tcMar>
-              <w:top w:w="120" w:type="dxa"/>
-              <w:bottom w:w="120" w:type="dxa"/>
-              <w:left w:w="160" w:type="dxa"/>
-              <w:right w:w="160" w:type="dxa"/>
-            </w:tcMar>
-          </w:tcPr>
-          <w:p>
-            <w:r>
-              <w:rPr>
-                <w:rFonts w:ascii="Times New Roman" w:hAnsi="Times New Roman"/>
-                <w:sz w:val="28"/>
-              </w:rPr>
-              <w:t>Enabled</w:t>
-            </w:r>
-          </w:p>
-        </w:tc>
-        <w:tc>
-          <w:tcPr>
-            <w:tcW w:type="dxa" w:w="2016"/>
-            <w:shd w:val="clear" w:color="auto" w:fill="F8FAFC"/>
-            <w:tcMar>
-              <w:top w:w="120" w:type="dxa"/>
-              <w:bottom w:w="120" w:type="dxa"/>
-              <w:left w:w="160" w:type="dxa"/>
-              <w:right w:w="160" w:type="dxa"/>
-            </w:tcMar>
-          </w:tcPr>
-          <w:p>
-            <w:r>
-              <w:rPr>
-                <w:rFonts w:ascii="Times New Roman" w:hAnsi="Times New Roman"/>
-                <w:sz w:val="28"/>
-              </w:rPr>
-              <w:t>Enabled</w:t>
-            </w:r>
-          </w:p>
-        </w:tc>
-        <w:tc>
-          <w:tcPr>
-            <w:tcW w:type="dxa" w:w="2016"/>
-            <w:shd w:val="clear" w:color="auto" w:fill="F8FAFC"/>
-            <w:tcMar>
-              <w:top w:w="120" w:type="dxa"/>
-              <w:bottom w:w="120" w:type="dxa"/>
-              <w:left w:w="160" w:type="dxa"/>
-              <w:right w:w="160" w:type="dxa"/>
-            </w:tcMar>
-          </w:tcPr>
-          <w:p>
-            <w:r>
-              <w:rPr>
-                <w:rFonts w:ascii="Times New Roman" w:hAnsi="Times New Roman"/>
-                <w:sz w:val="28"/>
-              </w:rPr>
-              <w:t>Enabled</w:t>
-            </w:r>
-          </w:p>
-        </w:tc>
-      </w:tr>
-      <w:tr>
-        <w:tc>
-          <w:tcPr>
-            <w:tcW w:type="dxa" w:w="2160"/>
-            <w:shd w:val="clear" w:color="auto" w:fill="FFFFFF"/>
-            <w:tcMar>
-              <w:top w:w="120" w:type="dxa"/>
-              <w:bottom w:w="120" w:type="dxa"/>
-              <w:left w:w="160" w:type="dxa"/>
-              <w:right w:w="160" w:type="dxa"/>
-            </w:tcMar>
-          </w:tcPr>
-          <w:p>
-            <w:r>
-              <w:rPr>
-                <w:rFonts w:ascii="Times New Roman" w:hAnsi="Times New Roman"/>
-                <w:sz w:val="28"/>
-              </w:rPr>
-              <w:t>Personal Details</w:t>
-            </w:r>
-          </w:p>
-        </w:tc>
-        <w:tc>
-          <w:tcPr>
-            <w:tcW w:type="dxa" w:w="2160"/>
-            <w:shd w:val="clear" w:color="auto" w:fill="FFFFFF"/>
-            <w:tcMar>
-              <w:top w:w="120" w:type="dxa"/>
-              <w:bottom w:w="120" w:type="dxa"/>
-              <w:left w:w="160" w:type="dxa"/>
-              <w:right w:w="160" w:type="dxa"/>
-            </w:tcMar>
-          </w:tcPr>
-          <w:p>
-            <w:r>
-              <w:rPr>
-                <w:rFonts w:ascii="Times New Roman" w:hAnsi="Times New Roman"/>
-                <w:sz w:val="28"/>
-              </w:rPr>
-              <w:t>/profile/personal</w:t>
-            </w:r>
-          </w:p>
-        </w:tc>
-        <w:tc>
-          <w:tcPr>
-            <w:tcW w:type="dxa" w:w="1728"/>
-            <w:shd w:val="clear" w:color="auto" w:fill="FFFFFF"/>
-            <w:tcMar>
-              <w:top w:w="120" w:type="dxa"/>
-              <w:bottom w:w="120" w:type="dxa"/>
-              <w:left w:w="160" w:type="dxa"/>
-              <w:right w:w="160" w:type="dxa"/>
-            </w:tcMar>
-          </w:tcPr>
-          <w:p>
-            <w:r>
-              <w:rPr>
-                <w:rFonts w:ascii="Times New Roman" w:hAnsi="Times New Roman"/>
-                <w:sz w:val="28"/>
-              </w:rPr>
-              <w:t>Self Edit</w:t>
-            </w:r>
-          </w:p>
-        </w:tc>
-        <w:tc>
-          <w:tcPr>
-            <w:tcW w:type="dxa" w:w="2016"/>
-            <w:shd w:val="clear" w:color="auto" w:fill="FFFFFF"/>
-            <w:tcMar>
-              <w:top w:w="120" w:type="dxa"/>
-              <w:bottom w:w="120" w:type="dxa"/>
-              <w:left w:w="160" w:type="dxa"/>
-              <w:right w:w="160" w:type="dxa"/>
-            </w:tcMar>
-          </w:tcPr>
-          <w:p>
-            <w:r>
-              <w:rPr>
-                <w:rFonts w:ascii="Times New Roman" w:hAnsi="Times New Roman"/>
-                <w:sz w:val="28"/>
-              </w:rPr>
-              <w:t>Dept Read-Only</w:t>
-            </w:r>
-          </w:p>
-        </w:tc>
-        <w:tc>
-          <w:tcPr>
-            <w:tcW w:type="dxa" w:w="2016"/>
-            <w:shd w:val="clear" w:color="auto" w:fill="FFFFFF"/>
-            <w:tcMar>
-              <w:top w:w="120" w:type="dxa"/>
-              <w:bottom w:w="120" w:type="dxa"/>
-              <w:left w:w="160" w:type="dxa"/>
-              <w:right w:w="160" w:type="dxa"/>
-            </w:tcMar>
-          </w:tcPr>
-          <w:p>
-            <w:r>
-              <w:rPr>
-                <w:rFonts w:ascii="Times New Roman" w:hAnsi="Times New Roman"/>
-                <w:sz w:val="28"/>
-              </w:rPr>
-              <w:t>Full Access</w:t>
-            </w:r>
-          </w:p>
-        </w:tc>
-      </w:tr>
-      <w:tr>
-        <w:tc>
-          <w:tcPr>
-            <w:tcW w:type="dxa" w:w="2160"/>
-            <w:shd w:val="clear" w:color="auto" w:fill="F8FAFC"/>
-            <w:tcMar>
-              <w:top w:w="120" w:type="dxa"/>
-              <w:bottom w:w="120" w:type="dxa"/>
-              <w:left w:w="160" w:type="dxa"/>
-              <w:right w:w="160" w:type="dxa"/>
-            </w:tcMar>
-          </w:tcPr>
-          <w:p>
-            <w:r>
-              <w:rPr>
-                <w:rFonts w:ascii="Times New Roman" w:hAnsi="Times New Roman"/>
-                <w:sz w:val="28"/>
-              </w:rPr>
-              <w:t>Faculty Directory</w:t>
-            </w:r>
-          </w:p>
-        </w:tc>
-        <w:tc>
-          <w:tcPr>
-            <w:tcW w:type="dxa" w:w="2160"/>
-            <w:shd w:val="clear" w:color="auto" w:fill="F8FAFC"/>
-            <w:tcMar>
-              <w:top w:w="120" w:type="dxa"/>
-              <w:bottom w:w="120" w:type="dxa"/>
-              <w:left w:w="160" w:type="dxa"/>
-              <w:right w:w="160" w:type="dxa"/>
-            </w:tcMar>
-          </w:tcPr>
-          <w:p>
-            <w:r>
-              <w:rPr>
-                <w:rFonts w:ascii="Times New Roman" w:hAnsi="Times New Roman"/>
-                <w:sz w:val="28"/>
-              </w:rPr>
-              <w:t>/admin/faculty</w:t>
-            </w:r>
-          </w:p>
-        </w:tc>
-        <w:tc>
-          <w:tcPr>
-            <w:tcW w:type="dxa" w:w="1728"/>
-            <w:shd w:val="clear" w:color="auto" w:fill="F8FAFC"/>
-            <w:tcMar>
-              <w:top w:w="120" w:type="dxa"/>
-              <w:bottom w:w="120" w:type="dxa"/>
-              <w:left w:w="160" w:type="dxa"/>
-              <w:right w:w="160" w:type="dxa"/>
-            </w:tcMar>
-          </w:tcPr>
-          <w:p>
-            <w:r>
-              <w:rPr>
-                <w:rFonts w:ascii="Times New Roman" w:hAnsi="Times New Roman"/>
-                <w:sz w:val="28"/>
-              </w:rPr>
-              <w:t>Disabled</w:t>
-            </w:r>
-          </w:p>
-        </w:tc>
-        <w:tc>
-          <w:tcPr>
-            <w:tcW w:type="dxa" w:w="2016"/>
-            <w:shd w:val="clear" w:color="auto" w:fill="F8FAFC"/>
-            <w:tcMar>
-              <w:top w:w="120" w:type="dxa"/>
-              <w:bottom w:w="120" w:type="dxa"/>
-              <w:left w:w="160" w:type="dxa"/>
-              <w:right w:w="160" w:type="dxa"/>
-            </w:tcMar>
-          </w:tcPr>
-          <w:p>
-            <w:r>
-              <w:rPr>
-                <w:rFonts w:ascii="Times New Roman" w:hAnsi="Times New Roman"/>
-                <w:sz w:val="28"/>
-              </w:rPr>
-              <w:t>Dept List</w:t>
-            </w:r>
-          </w:p>
-        </w:tc>
-        <w:tc>
-          <w:tcPr>
-            <w:tcW w:type="dxa" w:w="2016"/>
-            <w:shd w:val="clear" w:color="auto" w:fill="F8FAFC"/>
-            <w:tcMar>
-              <w:top w:w="120" w:type="dxa"/>
-              <w:bottom w:w="120" w:type="dxa"/>
-              <w:left w:w="160" w:type="dxa"/>
-              <w:right w:w="160" w:type="dxa"/>
-            </w:tcMar>
-          </w:tcPr>
-          <w:p>
-            <w:r>
-              <w:rPr>
-                <w:rFonts w:ascii="Times New Roman" w:hAnsi="Times New Roman"/>
-                <w:sz w:val="28"/>
-              </w:rPr>
-              <w:t>All Depts List</w:t>
-            </w:r>
-          </w:p>
-        </w:tc>
-      </w:tr>
-      <w:tr>
-        <w:tc>
-          <w:tcPr>
-            <w:tcW w:type="dxa" w:w="2160"/>
-            <w:shd w:val="clear" w:color="auto" w:fill="FFFFFF"/>
-            <w:tcMar>
-              <w:top w:w="120" w:type="dxa"/>
-              <w:bottom w:w="120" w:type="dxa"/>
-              <w:left w:w="160" w:type="dxa"/>
-              <w:right w:w="160" w:type="dxa"/>
-            </w:tcMar>
-          </w:tcPr>
-          <w:p>
-            <w:r>
-              <w:rPr>
-                <w:rFonts w:ascii="Times New Roman" w:hAnsi="Times New Roman"/>
-                <w:sz w:val="28"/>
-              </w:rPr>
-              <w:t>Dept / System Admins</w:t>
-            </w:r>
-          </w:p>
-        </w:tc>
-        <w:tc>
-          <w:tcPr>
-            <w:tcW w:type="dxa" w:w="2160"/>
-            <w:shd w:val="clear" w:color="auto" w:fill="FFFFFF"/>
-            <w:tcMar>
-              <w:top w:w="120" w:type="dxa"/>
-              <w:bottom w:w="120" w:type="dxa"/>
-              <w:left w:w="160" w:type="dxa"/>
-              <w:right w:w="160" w:type="dxa"/>
-            </w:tcMar>
-          </w:tcPr>
-          <w:p>
-            <w:r>
-              <w:rPr>
-                <w:rFonts w:ascii="Times New Roman" w:hAnsi="Times New Roman"/>
-                <w:sz w:val="28"/>
-              </w:rPr>
-              <w:t>/admin/*-admins</w:t>
-            </w:r>
-          </w:p>
-        </w:tc>
-        <w:tc>
-          <w:tcPr>
-            <w:tcW w:type="dxa" w:w="1728"/>
-            <w:shd w:val="clear" w:color="auto" w:fill="FFFFFF"/>
-            <w:tcMar>
-              <w:top w:w="120" w:type="dxa"/>
-              <w:bottom w:w="120" w:type="dxa"/>
-              <w:left w:w="160" w:type="dxa"/>
-              <w:right w:w="160" w:type="dxa"/>
-            </w:tcMar>
-          </w:tcPr>
-          <w:p>
-            <w:r>
-              <w:rPr>
-                <w:rFonts w:ascii="Times New Roman" w:hAnsi="Times New Roman"/>
-                <w:sz w:val="28"/>
-              </w:rPr>
-              <w:t>Disabled</w:t>
-            </w:r>
-          </w:p>
-        </w:tc>
-        <w:tc>
-          <w:tcPr>
-            <w:tcW w:type="dxa" w:w="2016"/>
-            <w:shd w:val="clear" w:color="auto" w:fill="FFFFFF"/>
-            <w:tcMar>
-              <w:top w:w="120" w:type="dxa"/>
-              <w:bottom w:w="120" w:type="dxa"/>
-              <w:left w:w="160" w:type="dxa"/>
-              <w:right w:w="160" w:type="dxa"/>
-            </w:tcMar>
-          </w:tcPr>
-          <w:p>
-            <w:r>
-              <w:rPr>
-                <w:rFonts w:ascii="Times New Roman" w:hAnsi="Times New Roman"/>
-                <w:sz w:val="28"/>
-              </w:rPr>
-              <w:t>Disabled</w:t>
-            </w:r>
-          </w:p>
-        </w:tc>
-        <w:tc>
-          <w:tcPr>
-            <w:tcW w:type="dxa" w:w="2016"/>
-            <w:shd w:val="clear" w:color="auto" w:fill="FFFFFF"/>
-            <w:tcMar>
-              <w:top w:w="120" w:type="dxa"/>
-              <w:bottom w:w="120" w:type="dxa"/>
-              <w:left w:w="160" w:type="dxa"/>
-              <w:right w:w="160" w:type="dxa"/>
-            </w:tcMar>
-          </w:tcPr>
-          <w:p>
-            <w:r>
-              <w:rPr>
-                <w:rFonts w:ascii="Times New Roman" w:hAnsi="Times New Roman"/>
-                <w:sz w:val="28"/>
-              </w:rPr>
-              <w:t>Full Access</w:t>
-            </w:r>
-          </w:p>
-        </w:tc>
-      </w:tr>
-      <w:tr>
-        <w:tc>
-          <w:tcPr>
-            <w:tcW w:type="dxa" w:w="2160"/>
-            <w:shd w:val="clear" w:color="auto" w:fill="F8FAFC"/>
-            <w:tcMar>
-              <w:top w:w="120" w:type="dxa"/>
-              <w:bottom w:w="120" w:type="dxa"/>
-              <w:left w:w="160" w:type="dxa"/>
-              <w:right w:w="160" w:type="dxa"/>
-            </w:tcMar>
-          </w:tcPr>
-          <w:p>
-            <w:r>
-              <w:rPr>
-                <w:rFonts w:ascii="Times New Roman" w:hAnsi="Times New Roman"/>
-                <w:sz w:val="28"/>
-              </w:rPr>
-              <w:t>Assign Clubs</w:t>
-            </w:r>
-          </w:p>
-        </w:tc>
-        <w:tc>
-          <w:tcPr>
-            <w:tcW w:type="dxa" w:w="2160"/>
-            <w:shd w:val="clear" w:color="auto" w:fill="F8FAFC"/>
-            <w:tcMar>
-              <w:top w:w="120" w:type="dxa"/>
-              <w:bottom w:w="120" w:type="dxa"/>
-              <w:left w:w="160" w:type="dxa"/>
-              <w:right w:w="160" w:type="dxa"/>
-            </w:tcMar>
-          </w:tcPr>
-          <w:p>
-            <w:r>
-              <w:rPr>
-                <w:rFonts w:ascii="Times New Roman" w:hAnsi="Times New Roman"/>
-                <w:sz w:val="28"/>
-              </w:rPr>
-              <w:t>/admin/clubs</w:t>
-            </w:r>
-          </w:p>
-        </w:tc>
-        <w:tc>
-          <w:tcPr>
-            <w:tcW w:type="dxa" w:w="1728"/>
-            <w:shd w:val="clear" w:color="auto" w:fill="F8FAFC"/>
-            <w:tcMar>
-              <w:top w:w="120" w:type="dxa"/>
-              <w:bottom w:w="120" w:type="dxa"/>
-              <w:left w:w="160" w:type="dxa"/>
-              <w:right w:w="160" w:type="dxa"/>
-            </w:tcMar>
-          </w:tcPr>
-          <w:p>
-            <w:r>
-              <w:rPr>
-                <w:rFonts w:ascii="Times New Roman" w:hAnsi="Times New Roman"/>
-                <w:sz w:val="28"/>
-              </w:rPr>
-              <w:t>Disabled</w:t>
-            </w:r>
-          </w:p>
-        </w:tc>
-        <w:tc>
-          <w:tcPr>
-            <w:tcW w:type="dxa" w:w="2016"/>
-            <w:shd w:val="clear" w:color="auto" w:fill="F8FAFC"/>
-            <w:tcMar>
-              <w:top w:w="120" w:type="dxa"/>
-              <w:bottom w:w="120" w:type="dxa"/>
-              <w:left w:w="160" w:type="dxa"/>
-              <w:right w:w="160" w:type="dxa"/>
-            </w:tcMar>
-          </w:tcPr>
-          <w:p>
-            <w:r>
-              <w:rPr>
-                <w:rFonts w:ascii="Times New Roman" w:hAnsi="Times New Roman"/>
-                <w:sz w:val="28"/>
-              </w:rPr>
-              <w:t>Disabled</w:t>
-            </w:r>
-          </w:p>
-        </w:tc>
-        <w:tc>
-          <w:tcPr>
-            <w:tcW w:type="dxa" w:w="2016"/>
-            <w:shd w:val="clear" w:color="auto" w:fill="F8FAFC"/>
-            <w:tcMar>
-              <w:top w:w="120" w:type="dxa"/>
-              <w:bottom w:w="120" w:type="dxa"/>
-              <w:left w:w="160" w:type="dxa"/>
-              <w:right w:w="160" w:type="dxa"/>
-            </w:tcMar>
-          </w:tcPr>
-          <w:p>
-            <w:r>
-              <w:rPr>
-                <w:rFonts w:ascii="Times New Roman" w:hAnsi="Times New Roman"/>
-                <w:sz w:val="28"/>
-              </w:rPr>
-              <w:t>Full Access</w:t>
-            </w:r>
-          </w:p>
-        </w:tc>
-      </w:tr>
-      <w:tr>
-        <w:tc>
-          <w:tcPr>
-            <w:tcW w:type="dxa" w:w="2160"/>
-            <w:shd w:val="clear" w:color="auto" w:fill="FFFFFF"/>
-            <w:tcMar>
-              <w:top w:w="120" w:type="dxa"/>
-              <w:bottom w:w="120" w:type="dxa"/>
-              <w:left w:w="160" w:type="dxa"/>
-              <w:right w:w="160" w:type="dxa"/>
-            </w:tcMar>
-          </w:tcPr>
-          <w:p>
-            <w:r>
-              <w:rPr>
-                <w:rFonts w:ascii="Times New Roman" w:hAnsi="Times New Roman"/>
-                <w:sz w:val="28"/>
-              </w:rPr>
-              <w:t>Academic Info</w:t>
-            </w:r>
-          </w:p>
-        </w:tc>
-        <w:tc>
-          <w:tcPr>
-            <w:tcW w:type="dxa" w:w="2160"/>
-            <w:shd w:val="clear" w:color="auto" w:fill="FFFFFF"/>
-            <w:tcMar>
-              <w:top w:w="120" w:type="dxa"/>
-              <w:bottom w:w="120" w:type="dxa"/>
-              <w:left w:w="160" w:type="dxa"/>
-              <w:right w:w="160" w:type="dxa"/>
-            </w:tcMar>
-          </w:tcPr>
-          <w:p>
-            <w:r>
-              <w:rPr>
-                <w:rFonts w:ascii="Times New Roman" w:hAnsi="Times New Roman"/>
-                <w:sz w:val="28"/>
-              </w:rPr>
-              <w:t>/profile/academic</w:t>
-            </w:r>
-          </w:p>
-        </w:tc>
-        <w:tc>
-          <w:tcPr>
-            <w:tcW w:type="dxa" w:w="1728"/>
-            <w:shd w:val="clear" w:color="auto" w:fill="FFFFFF"/>
-            <w:tcMar>
-              <w:top w:w="120" w:type="dxa"/>
-              <w:bottom w:w="120" w:type="dxa"/>
-              <w:left w:w="160" w:type="dxa"/>
-              <w:right w:w="160" w:type="dxa"/>
-            </w:tcMar>
-          </w:tcPr>
-          <w:p>
-            <w:r>
-              <w:rPr>
-                <w:rFonts w:ascii="Times New Roman" w:hAnsi="Times New Roman"/>
-                <w:sz w:val="28"/>
-              </w:rPr>
-              <w:t>Self Edit</w:t>
-            </w:r>
-          </w:p>
-        </w:tc>
-        <w:tc>
-          <w:tcPr>
-            <w:tcW w:type="dxa" w:w="2016"/>
-            <w:shd w:val="clear" w:color="auto" w:fill="FFFFFF"/>
-            <w:tcMar>
-              <w:top w:w="120" w:type="dxa"/>
-              <w:bottom w:w="120" w:type="dxa"/>
-              <w:left w:w="160" w:type="dxa"/>
-              <w:right w:w="160" w:type="dxa"/>
-            </w:tcMar>
-          </w:tcPr>
-          <w:p>
-            <w:r>
-              <w:rPr>
-                <w:rFonts w:ascii="Times New Roman" w:hAnsi="Times New Roman"/>
-                <w:sz w:val="28"/>
-              </w:rPr>
-              <w:t>Dept View</w:t>
-            </w:r>
-          </w:p>
-        </w:tc>
-        <w:tc>
-          <w:tcPr>
-            <w:tcW w:type="dxa" w:w="2016"/>
-            <w:shd w:val="clear" w:color="auto" w:fill="FFFFFF"/>
-            <w:tcMar>
-              <w:top w:w="120" w:type="dxa"/>
-              <w:bottom w:w="120" w:type="dxa"/>
-              <w:left w:w="160" w:type="dxa"/>
-              <w:right w:w="160" w:type="dxa"/>
-            </w:tcMar>
-          </w:tcPr>
-          <w:p>
-            <w:r>
-              <w:rPr>
-                <w:rFonts w:ascii="Times New Roman" w:hAnsi="Times New Roman"/>
-                <w:sz w:val="28"/>
-              </w:rPr>
-              <w:t>Full Access</w:t>
-            </w:r>
-          </w:p>
-        </w:tc>
-      </w:tr>
-      <w:tr>
-        <w:tc>
-          <w:tcPr>
-            <w:tcW w:type="dxa" w:w="2160"/>
-            <w:shd w:val="clear" w:color="auto" w:fill="F8FAFC"/>
-            <w:tcMar>
-              <w:top w:w="120" w:type="dxa"/>
-              <w:bottom w:w="120" w:type="dxa"/>
-              <w:left w:w="160" w:type="dxa"/>
-              <w:right w:w="160" w:type="dxa"/>
-            </w:tcMar>
-          </w:tcPr>
-          <w:p>
-            <w:r>
-              <w:rPr>
-                <w:rFonts w:ascii="Times New Roman" w:hAnsi="Times New Roman"/>
-                <w:sz w:val="28"/>
-              </w:rPr>
-              <w:t>Official Documents</w:t>
-            </w:r>
-          </w:p>
-        </w:tc>
-        <w:tc>
-          <w:tcPr>
-            <w:tcW w:type="dxa" w:w="2160"/>
-            <w:shd w:val="clear" w:color="auto" w:fill="F8FAFC"/>
-            <w:tcMar>
-              <w:top w:w="120" w:type="dxa"/>
-              <w:bottom w:w="120" w:type="dxa"/>
-              <w:left w:w="160" w:type="dxa"/>
-              <w:right w:w="160" w:type="dxa"/>
-            </w:tcMar>
-          </w:tcPr>
-          <w:p>
-            <w:r>
-              <w:rPr>
-                <w:rFonts w:ascii="Times New Roman" w:hAnsi="Times New Roman"/>
-                <w:sz w:val="28"/>
-              </w:rPr>
-              <w:t>/profile/documents</w:t>
-            </w:r>
-          </w:p>
-        </w:tc>
-        <w:tc>
-          <w:tcPr>
-            <w:tcW w:type="dxa" w:w="1728"/>
-            <w:shd w:val="clear" w:color="auto" w:fill="F8FAFC"/>
-            <w:tcMar>
-              <w:top w:w="120" w:type="dxa"/>
-              <w:bottom w:w="120" w:type="dxa"/>
-              <w:left w:w="160" w:type="dxa"/>
-              <w:right w:w="160" w:type="dxa"/>
-            </w:tcMar>
-          </w:tcPr>
-          <w:p>
-            <w:r>
-              <w:rPr>
-                <w:rFonts w:ascii="Times New Roman" w:hAnsi="Times New Roman"/>
-                <w:sz w:val="28"/>
-              </w:rPr>
-              <w:t>Upload/View</w:t>
-            </w:r>
-          </w:p>
-        </w:tc>
-        <w:tc>
-          <w:tcPr>
-            <w:tcW w:type="dxa" w:w="2016"/>
-            <w:shd w:val="clear" w:color="auto" w:fill="F8FAFC"/>
-            <w:tcMar>
-              <w:top w:w="120" w:type="dxa"/>
-              <w:bottom w:w="120" w:type="dxa"/>
-              <w:left w:w="160" w:type="dxa"/>
-              <w:right w:w="160" w:type="dxa"/>
-            </w:tcMar>
-          </w:tcPr>
-          <w:p>
-            <w:r>
-              <w:rPr>
-                <w:rFonts w:ascii="Times New Roman" w:hAnsi="Times New Roman"/>
-                <w:sz w:val="28"/>
-              </w:rPr>
-              <w:t>View Proofs</w:t>
-            </w:r>
-          </w:p>
-        </w:tc>
-        <w:tc>
-          <w:tcPr>
-            <w:tcW w:type="dxa" w:w="2016"/>
-            <w:shd w:val="clear" w:color="auto" w:fill="F8FAFC"/>
-            <w:tcMar>
-              <w:top w:w="120" w:type="dxa"/>
-              <w:bottom w:w="120" w:type="dxa"/>
-              <w:left w:w="160" w:type="dxa"/>
-              <w:right w:w="160" w:type="dxa"/>
-            </w:tcMar>
-          </w:tcPr>
-          <w:p>
-            <w:r>
-              <w:rPr>
-                <w:rFonts w:ascii="Times New Roman" w:hAnsi="Times New Roman"/>
-                <w:sz w:val="28"/>
-              </w:rPr>
-              <w:t>Full Access</w:t>
-            </w:r>
-          </w:p>
-        </w:tc>
-      </w:tr>
-      <w:tr>
-        <w:tc>
-          <w:tcPr>
-            <w:tcW w:type="dxa" w:w="2160"/>
-            <w:shd w:val="clear" w:color="auto" w:fill="FFFFFF"/>
-            <w:tcMar>
-              <w:top w:w="120" w:type="dxa"/>
-              <w:bottom w:w="120" w:type="dxa"/>
-              <w:left w:w="160" w:type="dxa"/>
-              <w:right w:w="160" w:type="dxa"/>
-            </w:tcMar>
-          </w:tcPr>
-          <w:p>
-            <w:r>
-              <w:rPr>
-                <w:rFonts w:ascii="Times New Roman" w:hAnsi="Times New Roman"/>
-                <w:sz w:val="28"/>
-              </w:rPr>
-              <w:t>Education Details</w:t>
-            </w:r>
-          </w:p>
-        </w:tc>
-        <w:tc>
-          <w:tcPr>
-            <w:tcW w:type="dxa" w:w="2160"/>
-            <w:shd w:val="clear" w:color="auto" w:fill="FFFFFF"/>
-            <w:tcMar>
-              <w:top w:w="120" w:type="dxa"/>
-              <w:bottom w:w="120" w:type="dxa"/>
-              <w:left w:w="160" w:type="dxa"/>
-              <w:right w:w="160" w:type="dxa"/>
-            </w:tcMar>
-          </w:tcPr>
-          <w:p>
-            <w:r>
-              <w:rPr>
-                <w:rFonts w:ascii="Times New Roman" w:hAnsi="Times New Roman"/>
-                <w:sz w:val="28"/>
-              </w:rPr>
-              <w:t>/profile/education</w:t>
-            </w:r>
-          </w:p>
-        </w:tc>
-        <w:tc>
-          <w:tcPr>
-            <w:tcW w:type="dxa" w:w="1728"/>
-            <w:shd w:val="clear" w:color="auto" w:fill="FFFFFF"/>
-            <w:tcMar>
-              <w:top w:w="120" w:type="dxa"/>
-              <w:bottom w:w="120" w:type="dxa"/>
-              <w:left w:w="160" w:type="dxa"/>
-              <w:right w:w="160" w:type="dxa"/>
-            </w:tcMar>
-          </w:tcPr>
-          <w:p>
-            <w:r>
-              <w:rPr>
-                <w:rFonts w:ascii="Times New Roman" w:hAnsi="Times New Roman"/>
-                <w:sz w:val="28"/>
-              </w:rPr>
-              <w:t>Self Edit</w:t>
-            </w:r>
-          </w:p>
-        </w:tc>
-        <w:tc>
-          <w:tcPr>
-            <w:tcW w:type="dxa" w:w="2016"/>
-            <w:shd w:val="clear" w:color="auto" w:fill="FFFFFF"/>
-            <w:tcMar>
-              <w:top w:w="120" w:type="dxa"/>
-              <w:bottom w:w="120" w:type="dxa"/>
-              <w:left w:w="160" w:type="dxa"/>
-              <w:right w:w="160" w:type="dxa"/>
-            </w:tcMar>
-          </w:tcPr>
-          <w:p>
-            <w:r>
-              <w:rPr>
-                <w:rFonts w:ascii="Times New Roman" w:hAnsi="Times New Roman"/>
-                <w:sz w:val="28"/>
-              </w:rPr>
-              <w:t>Dept View</w:t>
-            </w:r>
-          </w:p>
-        </w:tc>
-        <w:tc>
-          <w:tcPr>
-            <w:tcW w:type="dxa" w:w="2016"/>
-            <w:shd w:val="clear" w:color="auto" w:fill="FFFFFF"/>
-            <w:tcMar>
-              <w:top w:w="120" w:type="dxa"/>
-              <w:bottom w:w="120" w:type="dxa"/>
-              <w:left w:w="160" w:type="dxa"/>
-              <w:right w:w="160" w:type="dxa"/>
-            </w:tcMar>
-          </w:tcPr>
-          <w:p>
-            <w:r>
-              <w:rPr>
-                <w:rFonts w:ascii="Times New Roman" w:hAnsi="Times New Roman"/>
-                <w:sz w:val="28"/>
-              </w:rPr>
-              <w:t>Full Access</w:t>
-            </w:r>
-          </w:p>
-        </w:tc>
-      </w:tr>
-      <w:tr>
-        <w:tc>
-          <w:tcPr>
-            <w:tcW w:type="dxa" w:w="2160"/>
-            <w:shd w:val="clear" w:color="auto" w:fill="F8FAFC"/>
-            <w:tcMar>
-              <w:top w:w="120" w:type="dxa"/>
-              <w:bottom w:w="120" w:type="dxa"/>
-              <w:left w:w="160" w:type="dxa"/>
-              <w:right w:w="160" w:type="dxa"/>
-            </w:tcMar>
-          </w:tcPr>
-          <w:p>
-            <w:r>
-              <w:rPr>
-                <w:rFonts w:ascii="Times New Roman" w:hAnsi="Times New Roman"/>
-                <w:sz w:val="28"/>
-              </w:rPr>
-              <w:t>Memberships</w:t>
-            </w:r>
-          </w:p>
-        </w:tc>
-        <w:tc>
-          <w:tcPr>
-            <w:tcW w:type="dxa" w:w="2160"/>
-            <w:shd w:val="clear" w:color="auto" w:fill="F8FAFC"/>
-            <w:tcMar>
-              <w:top w:w="120" w:type="dxa"/>
-              <w:bottom w:w="120" w:type="dxa"/>
-              <w:left w:w="160" w:type="dxa"/>
-              <w:right w:w="160" w:type="dxa"/>
-            </w:tcMar>
-          </w:tcPr>
-          <w:p>
-            <w:r>
-              <w:rPr>
-                <w:rFonts w:ascii="Times New Roman" w:hAnsi="Times New Roman"/>
-                <w:sz w:val="28"/>
-              </w:rPr>
-              <w:t>/activities/memberships</w:t>
-            </w:r>
-          </w:p>
-        </w:tc>
-        <w:tc>
-          <w:tcPr>
-            <w:tcW w:type="dxa" w:w="1728"/>
-            <w:shd w:val="clear" w:color="auto" w:fill="F8FAFC"/>
-            <w:tcMar>
-              <w:top w:w="120" w:type="dxa"/>
-              <w:bottom w:w="120" w:type="dxa"/>
-              <w:left w:w="160" w:type="dxa"/>
-              <w:right w:w="160" w:type="dxa"/>
-            </w:tcMar>
-          </w:tcPr>
-          <w:p>
-            <w:r>
-              <w:rPr>
-                <w:rFonts w:ascii="Times New Roman" w:hAnsi="Times New Roman"/>
-                <w:sz w:val="28"/>
-              </w:rPr>
-              <w:t>Self Edit</w:t>
-            </w:r>
-          </w:p>
-        </w:tc>
-        <w:tc>
-          <w:tcPr>
-            <w:tcW w:type="dxa" w:w="2016"/>
-            <w:shd w:val="clear" w:color="auto" w:fill="F8FAFC"/>
-            <w:tcMar>
-              <w:top w:w="120" w:type="dxa"/>
-              <w:bottom w:w="120" w:type="dxa"/>
-              <w:left w:w="160" w:type="dxa"/>
-              <w:right w:w="160" w:type="dxa"/>
-            </w:tcMar>
-          </w:tcPr>
-          <w:p>
-            <w:r>
-              <w:rPr>
-                <w:rFonts w:ascii="Times New Roman" w:hAnsi="Times New Roman"/>
-                <w:sz w:val="28"/>
-              </w:rPr>
-              <w:t>Dept View</w:t>
-            </w:r>
-          </w:p>
-        </w:tc>
-        <w:tc>
-          <w:tcPr>
-            <w:tcW w:type="dxa" w:w="2016"/>
-            <w:shd w:val="clear" w:color="auto" w:fill="F8FAFC"/>
-            <w:tcMar>
-              <w:top w:w="120" w:type="dxa"/>
-              <w:bottom w:w="120" w:type="dxa"/>
-              <w:left w:w="160" w:type="dxa"/>
-              <w:right w:w="160" w:type="dxa"/>
-            </w:tcMar>
-          </w:tcPr>
-          <w:p>
-            <w:r>
-              <w:rPr>
-                <w:rFonts w:ascii="Times New Roman" w:hAnsi="Times New Roman"/>
-                <w:sz w:val="28"/>
-              </w:rPr>
-              <w:t>Full Access</w:t>
-            </w:r>
-          </w:p>
-        </w:tc>
-      </w:tr>
-      <w:tr>
-        <w:tc>
-          <w:tcPr>
-            <w:tcW w:type="dxa" w:w="2160"/>
-            <w:shd w:val="clear" w:color="auto" w:fill="FFFFFF"/>
-            <w:tcMar>
-              <w:top w:w="120" w:type="dxa"/>
-              <w:bottom w:w="120" w:type="dxa"/>
-              <w:left w:w="160" w:type="dxa"/>
-              <w:right w:w="160" w:type="dxa"/>
-            </w:tcMar>
-          </w:tcPr>
-          <w:p>
-            <w:r>
-              <w:rPr>
-                <w:rFonts w:ascii="Times New Roman" w:hAnsi="Times New Roman"/>
-                <w:sz w:val="28"/>
-              </w:rPr>
-              <w:t>Responsibilities</w:t>
-            </w:r>
-          </w:p>
-        </w:tc>
-        <w:tc>
-          <w:tcPr>
-            <w:tcW w:type="dxa" w:w="2160"/>
-            <w:shd w:val="clear" w:color="auto" w:fill="FFFFFF"/>
-            <w:tcMar>
-              <w:top w:w="120" w:type="dxa"/>
-              <w:bottom w:w="120" w:type="dxa"/>
-              <w:left w:w="160" w:type="dxa"/>
-              <w:right w:w="160" w:type="dxa"/>
-            </w:tcMar>
-          </w:tcPr>
-          <w:p>
-            <w:r>
-              <w:rPr>
-                <w:rFonts w:ascii="Times New Roman" w:hAnsi="Times New Roman"/>
-                <w:sz w:val="28"/>
-              </w:rPr>
-              <w:t>/responsibilities</w:t>
-            </w:r>
-          </w:p>
-        </w:tc>
-        <w:tc>
-          <w:tcPr>
-            <w:tcW w:type="dxa" w:w="1728"/>
-            <w:shd w:val="clear" w:color="auto" w:fill="FFFFFF"/>
-            <w:tcMar>
-              <w:top w:w="120" w:type="dxa"/>
-              <w:bottom w:w="120" w:type="dxa"/>
-              <w:left w:w="160" w:type="dxa"/>
-              <w:right w:w="160" w:type="dxa"/>
-            </w:tcMar>
-          </w:tcPr>
-          <w:p>
-            <w:r>
-              <w:rPr>
-                <w:rFonts w:ascii="Times New Roman" w:hAnsi="Times New Roman"/>
-                <w:sz w:val="28"/>
-              </w:rPr>
-              <w:t>View Assigned</w:t>
-            </w:r>
-          </w:p>
-        </w:tc>
-        <w:tc>
-          <w:tcPr>
-            <w:tcW w:type="dxa" w:w="2016"/>
-            <w:shd w:val="clear" w:color="auto" w:fill="FFFFFF"/>
-            <w:tcMar>
-              <w:top w:w="120" w:type="dxa"/>
-              <w:bottom w:w="120" w:type="dxa"/>
-              <w:left w:w="160" w:type="dxa"/>
-              <w:right w:w="160" w:type="dxa"/>
-            </w:tcMar>
-          </w:tcPr>
-          <w:p>
-            <w:r>
-              <w:rPr>
-                <w:rFonts w:ascii="Times New Roman" w:hAnsi="Times New Roman"/>
-                <w:sz w:val="28"/>
-              </w:rPr>
-              <w:t>Assign Dept</w:t>
-            </w:r>
-          </w:p>
-        </w:tc>
-        <w:tc>
-          <w:tcPr>
-            <w:tcW w:type="dxa" w:w="2016"/>
-            <w:shd w:val="clear" w:color="auto" w:fill="FFFFFF"/>
-            <w:tcMar>
-              <w:top w:w="120" w:type="dxa"/>
-              <w:bottom w:w="120" w:type="dxa"/>
-              <w:left w:w="160" w:type="dxa"/>
-              <w:right w:w="160" w:type="dxa"/>
-            </w:tcMar>
-          </w:tcPr>
-          <w:p>
-            <w:r>
-              <w:rPr>
-                <w:rFonts w:ascii="Times New Roman" w:hAnsi="Times New Roman"/>
-                <w:sz w:val="28"/>
-              </w:rPr>
-              <w:t>Assign Institution</w:t>
-            </w:r>
-          </w:p>
-        </w:tc>
-      </w:tr>
-      <w:tr>
-        <w:tc>
-          <w:tcPr>
-            <w:tcW w:type="dxa" w:w="2160"/>
-            <w:shd w:val="clear" w:color="auto" w:fill="F8FAFC"/>
-            <w:tcMar>
-              <w:top w:w="120" w:type="dxa"/>
-              <w:bottom w:w="120" w:type="dxa"/>
-              <w:left w:w="160" w:type="dxa"/>
-              <w:right w:w="160" w:type="dxa"/>
-            </w:tcMar>
-          </w:tcPr>
-          <w:p>
-            <w:r>
-              <w:rPr>
-                <w:rFonts w:ascii="Times New Roman" w:hAnsi="Times New Roman"/>
-                <w:sz w:val="28"/>
-              </w:rPr>
-              <w:t>Faculty Activities</w:t>
-            </w:r>
-          </w:p>
-        </w:tc>
-        <w:tc>
-          <w:tcPr>
-            <w:tcW w:type="dxa" w:w="2160"/>
-            <w:shd w:val="clear" w:color="auto" w:fill="F8FAFC"/>
-            <w:tcMar>
-              <w:top w:w="120" w:type="dxa"/>
-              <w:bottom w:w="120" w:type="dxa"/>
-              <w:left w:w="160" w:type="dxa"/>
-              <w:right w:w="160" w:type="dxa"/>
-            </w:tcMar>
-          </w:tcPr>
-          <w:p>
-            <w:r>
-              <w:rPr>
-                <w:rFonts w:ascii="Times New Roman" w:hAnsi="Times New Roman"/>
-                <w:sz w:val="28"/>
-              </w:rPr>
-              <w:t>/activities/*</w:t>
-            </w:r>
-          </w:p>
-        </w:tc>
-        <w:tc>
-          <w:tcPr>
-            <w:tcW w:type="dxa" w:w="1728"/>
-            <w:shd w:val="clear" w:color="auto" w:fill="F8FAFC"/>
-            <w:tcMar>
-              <w:top w:w="120" w:type="dxa"/>
-              <w:bottom w:w="120" w:type="dxa"/>
-              <w:left w:w="160" w:type="dxa"/>
-              <w:right w:w="160" w:type="dxa"/>
-            </w:tcMar>
-          </w:tcPr>
-          <w:p>
-            <w:r>
-              <w:rPr>
-                <w:rFonts w:ascii="Times New Roman" w:hAnsi="Times New Roman"/>
-                <w:sz w:val="28"/>
-              </w:rPr>
-              <w:t>Self Logging</w:t>
-            </w:r>
-          </w:p>
-        </w:tc>
-        <w:tc>
-          <w:tcPr>
-            <w:tcW w:type="dxa" w:w="2016"/>
-            <w:shd w:val="clear" w:color="auto" w:fill="F8FAFC"/>
-            <w:tcMar>
-              <w:top w:w="120" w:type="dxa"/>
-              <w:bottom w:w="120" w:type="dxa"/>
-              <w:left w:w="160" w:type="dxa"/>
-              <w:right w:w="160" w:type="dxa"/>
-            </w:tcMar>
-          </w:tcPr>
-          <w:p>
-            <w:r>
-              <w:rPr>
-                <w:rFonts w:ascii="Times New Roman" w:hAnsi="Times New Roman"/>
-                <w:sz w:val="28"/>
-              </w:rPr>
-              <w:t>Dept View</w:t>
-            </w:r>
-          </w:p>
-        </w:tc>
-        <w:tc>
-          <w:tcPr>
-            <w:tcW w:type="dxa" w:w="2016"/>
-            <w:shd w:val="clear" w:color="auto" w:fill="F8FAFC"/>
-            <w:tcMar>
-              <w:top w:w="120" w:type="dxa"/>
-              <w:bottom w:w="120" w:type="dxa"/>
-              <w:left w:w="160" w:type="dxa"/>
-              <w:right w:w="160" w:type="dxa"/>
-            </w:tcMar>
-          </w:tcPr>
-          <w:p>
-            <w:r>
-              <w:rPr>
-                <w:rFonts w:ascii="Times New Roman" w:hAnsi="Times New Roman"/>
-                <w:sz w:val="28"/>
-              </w:rPr>
-              <w:t>All Depts View</w:t>
-            </w:r>
-          </w:p>
-        </w:tc>
-      </w:tr>
-      <w:tr>
-        <w:tc>
-          <w:tcPr>
-            <w:tcW w:type="dxa" w:w="2160"/>
-            <w:shd w:val="clear" w:color="auto" w:fill="FFFFFF"/>
-            <w:tcMar>
-              <w:top w:w="120" w:type="dxa"/>
-              <w:bottom w:w="120" w:type="dxa"/>
-              <w:left w:w="160" w:type="dxa"/>
-              <w:right w:w="160" w:type="dxa"/>
-            </w:tcMar>
-          </w:tcPr>
-          <w:p>
-            <w:r>
-              <w:rPr>
-                <w:rFonts w:ascii="Times New Roman" w:hAnsi="Times New Roman"/>
-                <w:sz w:val="28"/>
-              </w:rPr>
-              <w:t>Clubs Activity</w:t>
-            </w:r>
-          </w:p>
-        </w:tc>
-        <w:tc>
-          <w:tcPr>
-            <w:tcW w:type="dxa" w:w="2160"/>
-            <w:shd w:val="clear" w:color="auto" w:fill="FFFFFF"/>
-            <w:tcMar>
-              <w:top w:w="120" w:type="dxa"/>
-              <w:bottom w:w="120" w:type="dxa"/>
-              <w:left w:w="160" w:type="dxa"/>
-              <w:right w:w="160" w:type="dxa"/>
-            </w:tcMar>
-          </w:tcPr>
-          <w:p>
-            <w:r>
-              <w:rPr>
-                <w:rFonts w:ascii="Times New Roman" w:hAnsi="Times New Roman"/>
-                <w:sz w:val="28"/>
-              </w:rPr>
-              <w:t>/activities/clubs</w:t>
-            </w:r>
-          </w:p>
-        </w:tc>
-        <w:tc>
-          <w:tcPr>
-            <w:tcW w:type="dxa" w:w="1728"/>
-            <w:shd w:val="clear" w:color="auto" w:fill="FFFFFF"/>
-            <w:tcMar>
-              <w:top w:w="120" w:type="dxa"/>
-              <w:bottom w:w="120" w:type="dxa"/>
-              <w:left w:w="160" w:type="dxa"/>
-              <w:right w:w="160" w:type="dxa"/>
-            </w:tcMar>
-          </w:tcPr>
-          <w:p>
-            <w:r>
-              <w:rPr>
-                <w:rFonts w:ascii="Times New Roman" w:hAnsi="Times New Roman"/>
-                <w:sz w:val="28"/>
-              </w:rPr>
-              <w:t>If Coordinator</w:t>
-            </w:r>
-          </w:p>
-        </w:tc>
-        <w:tc>
-          <w:tcPr>
-            <w:tcW w:type="dxa" w:w="2016"/>
-            <w:shd w:val="clear" w:color="auto" w:fill="FFFFFF"/>
-            <w:tcMar>
-              <w:top w:w="120" w:type="dxa"/>
-              <w:bottom w:w="120" w:type="dxa"/>
-              <w:left w:w="160" w:type="dxa"/>
-              <w:right w:w="160" w:type="dxa"/>
-            </w:tcMar>
-          </w:tcPr>
-          <w:p>
-            <w:r>
-              <w:rPr>
-                <w:rFonts w:ascii="Times New Roman" w:hAnsi="Times New Roman"/>
-                <w:sz w:val="28"/>
-              </w:rPr>
-              <w:t>Dept View</w:t>
-            </w:r>
-          </w:p>
-        </w:tc>
-        <w:tc>
-          <w:tcPr>
-            <w:tcW w:type="dxa" w:w="2016"/>
-            <w:shd w:val="clear" w:color="auto" w:fill="FFFFFF"/>
-            <w:tcMar>
-              <w:top w:w="120" w:type="dxa"/>
-              <w:bottom w:w="120" w:type="dxa"/>
-              <w:left w:w="160" w:type="dxa"/>
-              <w:right w:w="160" w:type="dxa"/>
-            </w:tcMar>
-          </w:tcPr>
-          <w:p>
-            <w:r>
-              <w:rPr>
-                <w:rFonts w:ascii="Times New Roman" w:hAnsi="Times New Roman"/>
-                <w:sz w:val="28"/>
-              </w:rPr>
-              <w:t>All Depts View</w:t>
-            </w:r>
-          </w:p>
-        </w:tc>
-      </w:tr>
-      <w:tr>
-        <w:tc>
-          <w:tcPr>
-            <w:tcW w:type="dxa" w:w="2160"/>
-            <w:shd w:val="clear" w:color="auto" w:fill="F8FAFC"/>
-            <w:tcMar>
-              <w:top w:w="120" w:type="dxa"/>
-              <w:bottom w:w="120" w:type="dxa"/>
-              <w:left w:w="160" w:type="dxa"/>
-              <w:right w:w="160" w:type="dxa"/>
-            </w:tcMar>
-          </w:tcPr>
-          <w:p>
-            <w:r>
-              <w:rPr>
-                <w:rFonts w:ascii="Times New Roman" w:hAnsi="Times New Roman"/>
-                <w:sz w:val="28"/>
-              </w:rPr>
-              <w:t>Research Scholar</w:t>
-            </w:r>
-          </w:p>
-        </w:tc>
-        <w:tc>
-          <w:tcPr>
-            <w:tcW w:type="dxa" w:w="2160"/>
-            <w:shd w:val="clear" w:color="auto" w:fill="F8FAFC"/>
-            <w:tcMar>
-              <w:top w:w="120" w:type="dxa"/>
-              <w:bottom w:w="120" w:type="dxa"/>
-              <w:left w:w="160" w:type="dxa"/>
-              <w:right w:w="160" w:type="dxa"/>
-            </w:tcMar>
-          </w:tcPr>
-          <w:p>
-            <w:r>
-              <w:rPr>
-                <w:rFonts w:ascii="Times New Roman" w:hAnsi="Times New Roman"/>
-                <w:sz w:val="28"/>
-              </w:rPr>
-              <w:t>/activities/scholars</w:t>
-            </w:r>
-          </w:p>
-        </w:tc>
-        <w:tc>
-          <w:tcPr>
-            <w:tcW w:type="dxa" w:w="1728"/>
-            <w:shd w:val="clear" w:color="auto" w:fill="F8FAFC"/>
-            <w:tcMar>
-              <w:top w:w="120" w:type="dxa"/>
-              <w:bottom w:w="120" w:type="dxa"/>
-              <w:left w:w="160" w:type="dxa"/>
-              <w:right w:w="160" w:type="dxa"/>
-            </w:tcMar>
-          </w:tcPr>
-          <w:p>
-            <w:r>
-              <w:rPr>
-                <w:rFonts w:ascii="Times New Roman" w:hAnsi="Times New Roman"/>
-                <w:sz w:val="28"/>
-              </w:rPr>
-              <w:t>Non-Doctorate</w:t>
-            </w:r>
-          </w:p>
-        </w:tc>
-        <w:tc>
-          <w:tcPr>
-            <w:tcW w:type="dxa" w:w="2016"/>
-            <w:shd w:val="clear" w:color="auto" w:fill="F8FAFC"/>
-            <w:tcMar>
-              <w:top w:w="120" w:type="dxa"/>
-              <w:bottom w:w="120" w:type="dxa"/>
-              <w:left w:w="160" w:type="dxa"/>
-              <w:right w:w="160" w:type="dxa"/>
-            </w:tcMar>
-          </w:tcPr>
-          <w:p>
-            <w:r>
-              <w:rPr>
-                <w:rFonts w:ascii="Times New Roman" w:hAnsi="Times New Roman"/>
-                <w:sz w:val="28"/>
-              </w:rPr>
-              <w:t>Dept View</w:t>
-            </w:r>
-          </w:p>
-        </w:tc>
-        <w:tc>
-          <w:tcPr>
-            <w:tcW w:type="dxa" w:w="2016"/>
-            <w:shd w:val="clear" w:color="auto" w:fill="F8FAFC"/>
-            <w:tcMar>
-              <w:top w:w="120" w:type="dxa"/>
-              <w:bottom w:w="120" w:type="dxa"/>
-              <w:left w:w="160" w:type="dxa"/>
-              <w:right w:w="160" w:type="dxa"/>
-            </w:tcMar>
-          </w:tcPr>
-          <w:p>
-            <w:r>
-              <w:rPr>
-                <w:rFonts w:ascii="Times New Roman" w:hAnsi="Times New Roman"/>
-                <w:sz w:val="28"/>
-              </w:rPr>
-              <w:t>All Depts View</w:t>
-            </w:r>
-          </w:p>
-        </w:tc>
-      </w:tr>
-      <w:tr>
-        <w:tc>
-          <w:tcPr>
-            <w:tcW w:type="dxa" w:w="2160"/>
-            <w:shd w:val="clear" w:color="auto" w:fill="FFFFFF"/>
-            <w:tcMar>
-              <w:top w:w="120" w:type="dxa"/>
-              <w:bottom w:w="120" w:type="dxa"/>
-              <w:left w:w="160" w:type="dxa"/>
-              <w:right w:w="160" w:type="dxa"/>
-            </w:tcMar>
-          </w:tcPr>
-          <w:p>
-            <w:r>
-              <w:rPr>
-                <w:rFonts w:ascii="Times New Roman" w:hAnsi="Times New Roman"/>
-                <w:sz w:val="28"/>
-              </w:rPr>
-              <w:t>Research Supervisor</w:t>
-            </w:r>
-          </w:p>
-        </w:tc>
-        <w:tc>
-          <w:tcPr>
-            <w:tcW w:type="dxa" w:w="2160"/>
-            <w:shd w:val="clear" w:color="auto" w:fill="FFFFFF"/>
-            <w:tcMar>
-              <w:top w:w="120" w:type="dxa"/>
-              <w:bottom w:w="120" w:type="dxa"/>
-              <w:left w:w="160" w:type="dxa"/>
-              <w:right w:w="160" w:type="dxa"/>
-            </w:tcMar>
-          </w:tcPr>
-          <w:p>
-            <w:r>
-              <w:rPr>
-                <w:rFonts w:ascii="Times New Roman" w:hAnsi="Times New Roman"/>
-                <w:sz w:val="28"/>
-              </w:rPr>
-              <w:t>/activities/supervisors</w:t>
-            </w:r>
-          </w:p>
-        </w:tc>
-        <w:tc>
-          <w:tcPr>
-            <w:tcW w:type="dxa" w:w="1728"/>
-            <w:shd w:val="clear" w:color="auto" w:fill="FFFFFF"/>
-            <w:tcMar>
-              <w:top w:w="120" w:type="dxa"/>
-              <w:bottom w:w="120" w:type="dxa"/>
-              <w:left w:w="160" w:type="dxa"/>
-              <w:right w:w="160" w:type="dxa"/>
-            </w:tcMar>
-          </w:tcPr>
-          <w:p>
-            <w:r>
-              <w:rPr>
-                <w:rFonts w:ascii="Times New Roman" w:hAnsi="Times New Roman"/>
-                <w:sz w:val="28"/>
-              </w:rPr>
-              <w:t>Doctorate/Ph.D</w:t>
-            </w:r>
-          </w:p>
-        </w:tc>
-        <w:tc>
-          <w:tcPr>
-            <w:tcW w:type="dxa" w:w="2016"/>
-            <w:shd w:val="clear" w:color="auto" w:fill="FFFFFF"/>
-            <w:tcMar>
-              <w:top w:w="120" w:type="dxa"/>
-              <w:bottom w:w="120" w:type="dxa"/>
-              <w:left w:w="160" w:type="dxa"/>
-              <w:right w:w="160" w:type="dxa"/>
-            </w:tcMar>
-          </w:tcPr>
-          <w:p>
-            <w:r>
-              <w:rPr>
-                <w:rFonts w:ascii="Times New Roman" w:hAnsi="Times New Roman"/>
-                <w:sz w:val="28"/>
-              </w:rPr>
-              <w:t>Dept View</w:t>
-            </w:r>
-          </w:p>
-        </w:tc>
-        <w:tc>
-          <w:tcPr>
-            <w:tcW w:type="dxa" w:w="2016"/>
-            <w:shd w:val="clear" w:color="auto" w:fill="FFFFFF"/>
-            <w:tcMar>
-              <w:top w:w="120" w:type="dxa"/>
-              <w:bottom w:w="120" w:type="dxa"/>
-              <w:left w:w="160" w:type="dxa"/>
-              <w:right w:w="160" w:type="dxa"/>
-            </w:tcMar>
-          </w:tcPr>
-          <w:p>
-            <w:r>
-              <w:rPr>
-                <w:rFonts w:ascii="Times New Roman" w:hAnsi="Times New Roman"/>
-                <w:sz w:val="28"/>
-              </w:rPr>
-              <w:t>All Depts View</w:t>
-            </w:r>
-          </w:p>
-        </w:tc>
-      </w:tr>
-      <w:tr>
-        <w:tc>
-          <w:tcPr>
-            <w:tcW w:type="dxa" w:w="2160"/>
-            <w:shd w:val="clear" w:color="auto" w:fill="F8FAFC"/>
-            <w:tcMar>
-              <w:top w:w="120" w:type="dxa"/>
-              <w:bottom w:w="120" w:type="dxa"/>
-              <w:left w:w="160" w:type="dxa"/>
-              <w:right w:w="160" w:type="dxa"/>
-            </w:tcMar>
-          </w:tcPr>
-          <w:p>
-            <w:r>
-              <w:rPr>
-                <w:rFonts w:ascii="Times New Roman" w:hAnsi="Times New Roman"/>
-                <w:sz w:val="28"/>
-              </w:rPr>
-              <w:t>Appraisal Form</w:t>
-            </w:r>
-          </w:p>
-        </w:tc>
-        <w:tc>
-          <w:tcPr>
-            <w:tcW w:type="dxa" w:w="2160"/>
-            <w:shd w:val="clear" w:color="auto" w:fill="F8FAFC"/>
-            <w:tcMar>
-              <w:top w:w="120" w:type="dxa"/>
-              <w:bottom w:w="120" w:type="dxa"/>
-              <w:left w:w="160" w:type="dxa"/>
-              <w:right w:w="160" w:type="dxa"/>
-            </w:tcMar>
-          </w:tcPr>
-          <w:p>
-            <w:r>
-              <w:rPr>
-                <w:rFonts w:ascii="Times New Roman" w:hAnsi="Times New Roman"/>
-                <w:sz w:val="28"/>
-              </w:rPr>
-              <w:t>/appraisal</w:t>
-            </w:r>
-          </w:p>
-        </w:tc>
-        <w:tc>
-          <w:tcPr>
-            <w:tcW w:type="dxa" w:w="1728"/>
-            <w:shd w:val="clear" w:color="auto" w:fill="F8FAFC"/>
-            <w:tcMar>
-              <w:top w:w="120" w:type="dxa"/>
-              <w:bottom w:w="120" w:type="dxa"/>
-              <w:left w:w="160" w:type="dxa"/>
-              <w:right w:w="160" w:type="dxa"/>
-            </w:tcMar>
-          </w:tcPr>
-          <w:p>
-            <w:r>
-              <w:rPr>
-                <w:rFonts w:ascii="Times New Roman" w:hAnsi="Times New Roman"/>
-                <w:sz w:val="28"/>
-              </w:rPr>
-              <w:t>Submit / View</w:t>
-            </w:r>
-          </w:p>
-        </w:tc>
-        <w:tc>
-          <w:tcPr>
-            <w:tcW w:type="dxa" w:w="2016"/>
-            <w:shd w:val="clear" w:color="auto" w:fill="F8FAFC"/>
-            <w:tcMar>
-              <w:top w:w="120" w:type="dxa"/>
-              <w:bottom w:w="120" w:type="dxa"/>
-              <w:left w:w="160" w:type="dxa"/>
-              <w:right w:w="160" w:type="dxa"/>
-            </w:tcMar>
-          </w:tcPr>
-          <w:p>
-            <w:r>
-              <w:rPr>
-                <w:rFonts w:ascii="Times New Roman" w:hAnsi="Times New Roman"/>
-                <w:sz w:val="28"/>
-              </w:rPr>
-              <w:t>Review Dept</w:t>
-            </w:r>
-          </w:p>
-        </w:tc>
-        <w:tc>
-          <w:tcPr>
-            <w:tcW w:type="dxa" w:w="2016"/>
-            <w:shd w:val="clear" w:color="auto" w:fill="F8FAFC"/>
-            <w:tcMar>
-              <w:top w:w="120" w:type="dxa"/>
-              <w:bottom w:w="120" w:type="dxa"/>
-              <w:left w:w="160" w:type="dxa"/>
-              <w:right w:w="160" w:type="dxa"/>
-            </w:tcMar>
-          </w:tcPr>
-          <w:p>
-            <w:r>
-              <w:rPr>
-                <w:rFonts w:ascii="Times New Roman" w:hAnsi="Times New Roman"/>
-                <w:sz w:val="28"/>
-              </w:rPr>
-              <w:t>Form Builder &amp; Approve</w:t>
-            </w:r>
-          </w:p>
-        </w:tc>
-      </w:tr>
-      <w:tr>
-        <w:tc>
-          <w:tcPr>
-            <w:tcW w:type="dxa" w:w="2160"/>
-            <w:shd w:val="clear" w:color="auto" w:fill="FFFFFF"/>
-            <w:tcMar>
-              <w:top w:w="120" w:type="dxa"/>
-              <w:bottom w:w="120" w:type="dxa"/>
-              <w:left w:w="160" w:type="dxa"/>
-              <w:right w:w="160" w:type="dxa"/>
-            </w:tcMar>
-          </w:tcPr>
-          <w:p>
-            <w:r>
-              <w:rPr>
-                <w:rFonts w:ascii="Times New Roman" w:hAnsi="Times New Roman"/>
-                <w:sz w:val="28"/>
-              </w:rPr>
-              <w:t>Reports &amp; Dossier</w:t>
-            </w:r>
-          </w:p>
-        </w:tc>
-        <w:tc>
-          <w:tcPr>
-            <w:tcW w:type="dxa" w:w="2160"/>
-            <w:shd w:val="clear" w:color="auto" w:fill="FFFFFF"/>
-            <w:tcMar>
-              <w:top w:w="120" w:type="dxa"/>
-              <w:bottom w:w="120" w:type="dxa"/>
-              <w:left w:w="160" w:type="dxa"/>
-              <w:right w:w="160" w:type="dxa"/>
-            </w:tcMar>
-          </w:tcPr>
-          <w:p>
-            <w:r>
-              <w:rPr>
-                <w:rFonts w:ascii="Times New Roman" w:hAnsi="Times New Roman"/>
-                <w:sz w:val="28"/>
-              </w:rPr>
-              <w:t>/reports</w:t>
-            </w:r>
-          </w:p>
-        </w:tc>
-        <w:tc>
-          <w:tcPr>
-            <w:tcW w:type="dxa" w:w="1728"/>
-            <w:shd w:val="clear" w:color="auto" w:fill="FFFFFF"/>
-            <w:tcMar>
-              <w:top w:w="120" w:type="dxa"/>
-              <w:bottom w:w="120" w:type="dxa"/>
-              <w:left w:w="160" w:type="dxa"/>
-              <w:right w:w="160" w:type="dxa"/>
-            </w:tcMar>
-          </w:tcPr>
-          <w:p>
-            <w:r>
-              <w:rPr>
-                <w:rFonts w:ascii="Times New Roman" w:hAnsi="Times New Roman"/>
-                <w:sz w:val="28"/>
-              </w:rPr>
-              <w:t>Self Dossier</w:t>
-            </w:r>
-          </w:p>
-        </w:tc>
-        <w:tc>
-          <w:tcPr>
-            <w:tcW w:type="dxa" w:w="2016"/>
-            <w:shd w:val="clear" w:color="auto" w:fill="FFFFFF"/>
-            <w:tcMar>
-              <w:top w:w="120" w:type="dxa"/>
-              <w:bottom w:w="120" w:type="dxa"/>
-              <w:left w:w="160" w:type="dxa"/>
-              <w:right w:w="160" w:type="dxa"/>
-            </w:tcMar>
-          </w:tcPr>
-          <w:p>
-            <w:r>
-              <w:rPr>
-                <w:rFonts w:ascii="Times New Roman" w:hAnsi="Times New Roman"/>
-                <w:sz w:val="28"/>
-              </w:rPr>
-              <w:t>Dept Reports</w:t>
-            </w:r>
-          </w:p>
-        </w:tc>
-        <w:tc>
-          <w:tcPr>
-            <w:tcW w:type="dxa" w:w="2016"/>
-            <w:shd w:val="clear" w:color="auto" w:fill="FFFFFF"/>
-            <w:tcMar>
-              <w:top w:w="120" w:type="dxa"/>
-              <w:bottom w:w="120" w:type="dxa"/>
-              <w:left w:w="160" w:type="dxa"/>
-              <w:right w:w="160" w:type="dxa"/>
-            </w:tcMar>
-          </w:tcPr>
-          <w:p>
-            <w:r>
-              <w:rPr>
-                <w:rFonts w:ascii="Times New Roman" w:hAnsi="Times New Roman"/>
-                <w:sz w:val="28"/>
-              </w:rPr>
-              <w:t>All Institution Reports</w:t>
-            </w:r>
-          </w:p>
-        </w:tc>
-      </w:tr>
-      <w:tr>
-        <w:tc>
-          <w:tcPr>
-            <w:tcW w:type="dxa" w:w="2160"/>
-            <w:shd w:val="clear" w:color="auto" w:fill="F8FAFC"/>
-            <w:tcMar>
-              <w:top w:w="120" w:type="dxa"/>
-              <w:bottom w:w="120" w:type="dxa"/>
-              <w:left w:w="160" w:type="dxa"/>
-              <w:right w:w="160" w:type="dxa"/>
-            </w:tcMar>
-          </w:tcPr>
-          <w:p>
-            <w:r>
-              <w:rPr>
-                <w:rFonts w:ascii="Times New Roman" w:hAnsi="Times New Roman"/>
-                <w:sz w:val="28"/>
-              </w:rPr>
-              <w:t>Dynamic Builder</w:t>
-            </w:r>
-          </w:p>
-        </w:tc>
-        <w:tc>
-          <w:tcPr>
-            <w:tcW w:type="dxa" w:w="2160"/>
-            <w:shd w:val="clear" w:color="auto" w:fill="F8FAFC"/>
-            <w:tcMar>
-              <w:top w:w="120" w:type="dxa"/>
-              <w:bottom w:w="120" w:type="dxa"/>
-              <w:left w:w="160" w:type="dxa"/>
-              <w:right w:w="160" w:type="dxa"/>
-            </w:tcMar>
-          </w:tcPr>
-          <w:p>
-            <w:r>
-              <w:rPr>
-                <w:rFonts w:ascii="Times New Roman" w:hAnsi="Times New Roman"/>
-                <w:sz w:val="28"/>
-              </w:rPr>
-              <w:t>/admin/dynamic-pages</w:t>
-            </w:r>
-          </w:p>
-        </w:tc>
-        <w:tc>
-          <w:tcPr>
-            <w:tcW w:type="dxa" w:w="1728"/>
-            <w:shd w:val="clear" w:color="auto" w:fill="F8FAFC"/>
-            <w:tcMar>
-              <w:top w:w="120" w:type="dxa"/>
-              <w:bottom w:w="120" w:type="dxa"/>
-              <w:left w:w="160" w:type="dxa"/>
-              <w:right w:w="160" w:type="dxa"/>
-            </w:tcMar>
-          </w:tcPr>
-          <w:p>
-            <w:r>
-              <w:rPr>
-                <w:rFonts w:ascii="Times New Roman" w:hAnsi="Times New Roman"/>
-                <w:sz w:val="28"/>
-              </w:rPr>
-              <w:t>Disabled</w:t>
-            </w:r>
-          </w:p>
-        </w:tc>
-        <w:tc>
-          <w:tcPr>
-            <w:tcW w:type="dxa" w:w="2016"/>
-            <w:shd w:val="clear" w:color="auto" w:fill="F8FAFC"/>
-            <w:tcMar>
-              <w:top w:w="120" w:type="dxa"/>
-              <w:bottom w:w="120" w:type="dxa"/>
-              <w:left w:w="160" w:type="dxa"/>
-              <w:right w:w="160" w:type="dxa"/>
-            </w:tcMar>
-          </w:tcPr>
-          <w:p>
-            <w:r>
-              <w:rPr>
-                <w:rFonts w:ascii="Times New Roman" w:hAnsi="Times New Roman"/>
-                <w:sz w:val="28"/>
-              </w:rPr>
-              <w:t>Disabled</w:t>
-            </w:r>
-          </w:p>
-        </w:tc>
-        <w:tc>
-          <w:tcPr>
-            <w:tcW w:type="dxa" w:w="2016"/>
-            <w:shd w:val="clear" w:color="auto" w:fill="F8FAFC"/>
-            <w:tcMar>
-              <w:top w:w="120" w:type="dxa"/>
-              <w:bottom w:w="120" w:type="dxa"/>
-              <w:left w:w="160" w:type="dxa"/>
-              <w:right w:w="160" w:type="dxa"/>
-            </w:tcMar>
-          </w:tcPr>
-          <w:p>
-            <w:r>
-              <w:rPr>
-                <w:rFonts w:ascii="Times New Roman" w:hAnsi="Times New Roman"/>
-                <w:sz w:val="28"/>
-              </w:rPr>
-              <w:t>Full Access</w:t>
-            </w:r>
-          </w:p>
-        </w:tc>
-      </w:tr>
-    </w:tbl>
-    <w:p>
-      <w:pPr>
-        <w:spacing w:after="160"/>
-      </w:pPr>
-    </w:p>
-    <w:p>
-      <w:pPr>
-        <w:keepNext/>
-        <w:spacing w:before="320" w:after="120"/>
-      </w:pPr>
-      <w:r>
-        <w:rPr>
-          <w:rFonts w:ascii="Times New Roman" w:hAnsi="Times New Roman"/>
-          <w:b/>
-          <w:color w:val="0F172A"/>
-          <w:sz w:val="32"/>
-        </w:rPr>
-        <w:t>5. Annual Performance Appraisal (FPI) Governance &amp; Rules</w:t>
-      </w:r>
-    </w:p>
-    <w:p>
-      <w:pPr>
-        <w:spacing w:after="120"/>
-      </w:pPr>
-      <w:r>
-        <w:rPr>
-          <w:rFonts w:ascii="Times New Roman" w:hAnsi="Times New Roman"/>
-          <w:sz w:val="28"/>
-        </w:rPr>
-        <w:t>The Faculty Performance Indicator (FPI) appraisal process is regulated by the following governance rules:</w:t>
+        <w:t>4. Annual Performance Appraisal (FPI) Governance &amp; Rules</w:t>
       </w:r>
     </w:p>
     <w:p>
@@ -2877,14 +1122,14 @@
           <w:color w:val="0F331F"/>
           <w:sz w:val="28"/>
         </w:rPr>
-        <w:t xml:space="preserve">Club Coordinator &amp; Additional Responsibility Rule: </w:t>
+        <w:t xml:space="preserve">Club Coordinator &amp; Co-Coordinator Rule: </w:t>
       </w:r>
       <w:r>
         <w:rPr>
           <w:rFonts w:ascii="Times New Roman" w:hAnsi="Times New Roman"/>
           <w:sz w:val="28"/>
         </w:rPr>
-        <w:t>Being assigned as a Club Coordinator or Club In-charge is categorized as an Institutional Level Additional Responsibility under Criteria D1 in PART D (Institutional Development &amp; Contribution), scoring 10 Pts per institutional duty up to the 20 Pts Part D cap. Furthermore, student club activities organized by coordinators log extension points under PART B.</w:t>
+        <w:t>Being assigned as a Club Coordinator or Club Co-Coordinator is categorized as an Institutional Level Additional Responsibility under Criteria D1 in PART D (Institutional Development &amp; Contribution), scoring 10 Pts per duty up to the 20 Pts Part D cap. Furthermore, student club activities organized log extension points under PART B.</w:t>
       </w:r>
     </w:p>
     <w:p>
@@ -2995,92 +1240,6 @@
           <w:sz w:val="28"/>
         </w:rPr>
         <w:t>HODs, Principal, HR, and System Admin have access to the Auto-Mapped Activity Verification Panel inside both the submissions list and View Full FPI Form modal. Each record features an 👁️ View Proof button to inspect original evidence documents (PDF, images) before approving scores.</w:t>
-      </w:r>
-    </w:p>
-    <w:p>
-      <w:pPr>
-        <w:spacing w:after="160"/>
-      </w:pPr>
-    </w:p>
-    <w:p>
-      <w:pPr>
-        <w:keepNext/>
-        <w:spacing w:before="320" w:after="120"/>
-      </w:pPr>
-      <w:r>
-        <w:rPr>
-          <w:rFonts w:ascii="Times New Roman" w:hAnsi="Times New Roman"/>
-          <w:b/>
-          <w:color w:val="0F172A"/>
-          <w:sz w:val="32"/>
-        </w:rPr>
-        <w:t>6. Document Storage &amp; Security Constraints</w:t>
-      </w:r>
-    </w:p>
-    <w:p>
-      <w:pPr>
-        <w:pStyle w:val="ListBullet"/>
-        <w:spacing w:after="80"/>
-      </w:pPr>
-      <w:r>
-        <w:rPr>
-          <w:rFonts w:ascii="Times New Roman" w:hAnsi="Times New Roman"/>
-          <w:b/>
-          <w:color w:val="B91C1C"/>
-          <w:sz w:val="28"/>
-        </w:rPr>
-        <w:t xml:space="preserve">Dedicated Storage Folder Structure: </w:t>
-      </w:r>
-      <w:r>
-        <w:rPr>
-          <w:rFonts w:ascii="Times New Roman" w:hAnsi="Times New Roman"/>
-          <w:sz w:val="28"/>
-        </w:rPr>
-        <w:t>Uploaded documents are stored in dedicated faculty folders: server/SREC/{Department}/{Staff_ID}/, NOT in a common directory.</w:t>
-      </w:r>
-    </w:p>
-    <w:p>
-      <w:pPr>
-        <w:pStyle w:val="ListBullet"/>
-        <w:spacing w:after="80"/>
-      </w:pPr>
-      <w:r>
-        <w:rPr>
-          <w:rFonts w:ascii="Times New Roman" w:hAnsi="Times New Roman"/>
-          <w:b/>
-          <w:color w:val="B91C1C"/>
-          <w:sz w:val="28"/>
-        </w:rPr>
-        <w:t xml:space="preserve">File Upload Size &amp; Formats: </w:t>
-      </w:r>
-      <w:r>
-        <w:rPr>
-          <w:rFonts w:ascii="Times New Roman" w:hAnsi="Times New Roman"/>
-          <w:sz w:val="28"/>
-        </w:rPr>
-        <w:t>Maximum 5 MB per file upload. Supported formats: PDF, PNG, JPG, JPEG, DOC, DOCX.</w:t>
-      </w:r>
-    </w:p>
-    <w:p>
-      <w:pPr>
-        <w:pStyle w:val="ListBullet"/>
-        <w:spacing w:after="80"/>
-      </w:pPr>
-      <w:r>
-        <w:rPr>
-          <w:rFonts w:ascii="Times New Roman" w:hAnsi="Times New Roman"/>
-          <w:b/>
-          <w:color w:val="B91C1C"/>
-          <w:sz w:val="28"/>
-        </w:rPr>
-        <w:t xml:space="preserve">JWT Authentication Guard (requireFileAuth): </w:t>
-      </w:r>
-      <w:r>
-        <w:rPr>
-          <w:rFonts w:ascii="Times New Roman" w:hAnsi="Times New Roman"/>
-          <w:sz w:val="28"/>
-        </w:rPr>
-        <w:t>Direct file requests under /uploads/* or /SREC/* require valid JWT authentication via Authorization Bearer token header or ?token=&lt;token&gt; URL query string. Unauthenticated requests redirect to /login.</w:t>
       </w:r>
     </w:p>
     <w:sectPr>

--- a/docs/System_Constraints_and_Portal_Rules.docx
+++ b/docs/System_Constraints_and_Portal_Rules.docx
@@ -71,7 +71,7 @@
             <w:r>
               <w:drawing>
                 <wp:inline xmlns:a="http://schemas.openxmlformats.org/drawingml/2006/main" xmlns:pic="http://schemas.openxmlformats.org/drawingml/2006/picture">
-                  <wp:extent cx="1044480" cy="777240"/>
+                  <wp:extent cx="2286000" cy="1701105"/>
                   <wp:docPr id="2" name="Picture 2"/>
                   <wp:cNvGraphicFramePr>
                     <a:graphicFrameLocks noChangeAspect="1"/>
@@ -92,7 +92,7 @@
                         <pic:spPr>
                           <a:xfrm>
                             <a:off x="0" y="0"/>
-                            <a:ext cx="1044480" cy="777240"/>
+                            <a:ext cx="2286000" cy="1701105"/>
                           </a:xfrm>
                           <a:prstGeom prst="rect"/>
                         </pic:spPr>

--- a/docs/System_Constraints_and_Portal_Rules.docx
+++ b/docs/System_Constraints_and_Portal_Rules.docx
@@ -2,143 +2,49 @@
 <file path=word/document.xml><?xml version="1.0" encoding="utf-8"?>
 <w:document xmlns:wpc="http://schemas.microsoft.com/office/word/2010/wordprocessingCanvas" xmlns:mo="http://schemas.microsoft.com/office/mac/office/2008/main" xmlns:mc="http://schemas.openxmlformats.org/markup-compatibility/2006" xmlns:mv="urn:schemas-microsoft-com:mac:vml" xmlns:o="urn:schemas-microsoft-com:office:office" xmlns:r="http://schemas.openxmlformats.org/officeDocument/2006/relationships" xmlns:m="http://schemas.openxmlformats.org/officeDocument/2006/math" xmlns:v="urn:schemas-microsoft-com:vml" xmlns:wp14="http://schemas.microsoft.com/office/word/2010/wordprocessingDrawing" xmlns:wp="http://schemas.openxmlformats.org/drawingml/2006/wordprocessingDrawing" xmlns:w10="urn:schemas-microsoft-com:office:word" xmlns:w="http://schemas.openxmlformats.org/wordprocessingml/2006/main" xmlns:w14="http://schemas.microsoft.com/office/word/2010/wordml" xmlns:wpg="http://schemas.microsoft.com/office/word/2010/wordprocessingGroup" xmlns:wpi="http://schemas.microsoft.com/office/word/2010/wordprocessingInk" xmlns:wne="http://schemas.microsoft.com/office/word/2006/wordml" xmlns:wps="http://schemas.microsoft.com/office/word/2010/wordprocessingShape" mc:Ignorable="w14 wp14">
   <w:body>
-    <w:tbl>
-      <w:tblPr>
-        <w:tblW w:type="auto" w:w="0"/>
-        <w:jc w:val="center"/>
-        <w:tblLayout w:type="fixed"/>
-        <w:tblLook w:firstColumn="1" w:firstRow="1" w:lastColumn="0" w:lastRow="0" w:noHBand="0" w:noVBand="1" w:val="04A0"/>
-      </w:tblPr>
-      <w:tblGrid>
-        <w:gridCol w:w="5040"/>
-        <w:gridCol w:w="5040"/>
-      </w:tblGrid>
-      <w:tr>
-        <w:tc>
-          <w:tcPr>
-            <w:tcW w:type="dxa" w:w="5040"/>
-          </w:tcPr>
-          <w:p>
-            <w:pPr>
-              <w:spacing w:before="0" w:after="0"/>
-              <w:jc w:val="left"/>
-            </w:pPr>
-            <w:r>
-              <w:drawing>
-                <wp:inline xmlns:a="http://schemas.openxmlformats.org/drawingml/2006/main" xmlns:pic="http://schemas.openxmlformats.org/drawingml/2006/picture">
-                  <wp:extent cx="2464273" cy="777240"/>
-                  <wp:docPr id="1" name="Picture 1"/>
-                  <wp:cNvGraphicFramePr>
-                    <a:graphicFrameLocks noChangeAspect="1"/>
-                  </wp:cNvGraphicFramePr>
-                  <a:graphic>
-                    <a:graphicData uri="http://schemas.openxmlformats.org/drawingml/2006/picture">
-                      <pic:pic>
-                        <pic:nvPicPr>
-                          <pic:cNvPr id="0" name="report-logo-left.png"/>
-                          <pic:cNvPicPr/>
-                        </pic:nvPicPr>
-                        <pic:blipFill>
-                          <a:blip r:embed="rId10"/>
-                          <a:stretch>
-                            <a:fillRect/>
-                          </a:stretch>
-                        </pic:blipFill>
-                        <pic:spPr>
-                          <a:xfrm>
-                            <a:off x="0" y="0"/>
-                            <a:ext cx="2464273" cy="777240"/>
-                          </a:xfrm>
-                          <a:prstGeom prst="rect"/>
-                        </pic:spPr>
-                      </pic:pic>
-                    </a:graphicData>
-                  </a:graphic>
-                </wp:inline>
-              </w:drawing>
-            </w:r>
-          </w:p>
-        </w:tc>
-        <w:tc>
-          <w:tcPr>
-            <w:tcW w:type="dxa" w:w="5040"/>
-          </w:tcPr>
-          <w:p>
-            <w:pPr>
-              <w:spacing w:before="0" w:after="0"/>
-              <w:jc w:val="right"/>
-            </w:pPr>
-            <w:r>
-              <w:drawing>
-                <wp:inline xmlns:a="http://schemas.openxmlformats.org/drawingml/2006/main" xmlns:pic="http://schemas.openxmlformats.org/drawingml/2006/picture">
-                  <wp:extent cx="2286000" cy="1701105"/>
-                  <wp:docPr id="2" name="Picture 2"/>
-                  <wp:cNvGraphicFramePr>
-                    <a:graphicFrameLocks noChangeAspect="1"/>
-                  </wp:cNvGraphicFramePr>
-                  <a:graphic>
-                    <a:graphicData uri="http://schemas.openxmlformats.org/drawingml/2006/picture">
-                      <pic:pic>
-                        <pic:nvPicPr>
-                          <pic:cNvPr id="0" name="report-logo-right.png"/>
-                          <pic:cNvPicPr/>
-                        </pic:nvPicPr>
-                        <pic:blipFill>
-                          <a:blip r:embed="rId11"/>
-                          <a:stretch>
-                            <a:fillRect/>
-                          </a:stretch>
-                        </pic:blipFill>
-                        <pic:spPr>
-                          <a:xfrm>
-                            <a:off x="0" y="0"/>
-                            <a:ext cx="2286000" cy="1701105"/>
-                          </a:xfrm>
-                          <a:prstGeom prst="rect"/>
-                        </pic:spPr>
-                      </pic:pic>
-                    </a:graphicData>
-                  </a:graphic>
-                </wp:inline>
-              </w:drawing>
-            </w:r>
-          </w:p>
-        </w:tc>
-      </w:tr>
-    </w:tbl>
     <w:p>
       <w:pPr>
-        <w:spacing w:before="120" w:after="40"/>
+        <w:spacing w:before="0" w:after="120"/>
         <w:jc w:val="center"/>
       </w:pPr>
       <w:r>
-        <w:rPr>
-          <w:rFonts w:ascii="Times New Roman" w:hAnsi="Times New Roman"/>
-          <w:b/>
-          <w:color w:val="0F331F"/>
-          <w:sz w:val="36"/>
-        </w:rPr>
-        <w:t>SRI RAMAKRISHNA ENGINEERING COLLEGE</w:t>
+        <w:drawing>
+          <wp:inline xmlns:a="http://schemas.openxmlformats.org/drawingml/2006/main" xmlns:pic="http://schemas.openxmlformats.org/drawingml/2006/picture">
+            <wp:extent cx="6400800" cy="1162645"/>
+            <wp:docPr id="1" name="Picture 1"/>
+            <wp:cNvGraphicFramePr>
+              <a:graphicFrameLocks noChangeAspect="1"/>
+            </wp:cNvGraphicFramePr>
+            <a:graphic>
+              <a:graphicData uri="http://schemas.openxmlformats.org/drawingml/2006/picture">
+                <pic:pic>
+                  <pic:nvPicPr>
+                    <pic:cNvPr id="0" name="srec-header-banner.png"/>
+                    <pic:cNvPicPr/>
+                  </pic:nvPicPr>
+                  <pic:blipFill>
+                    <a:blip r:embed="rId10"/>
+                    <a:stretch>
+                      <a:fillRect/>
+                    </a:stretch>
+                  </pic:blipFill>
+                  <pic:spPr>
+                    <a:xfrm>
+                      <a:off x="0" y="0"/>
+                      <a:ext cx="6400800" cy="1162645"/>
+                    </a:xfrm>
+                    <a:prstGeom prst="rect"/>
+                  </pic:spPr>
+                </pic:pic>
+              </a:graphicData>
+            </a:graphic>
+          </wp:inline>
+        </w:drawing>
       </w:r>
     </w:p>
     <w:p>
       <w:pPr>
-        <w:spacing w:before="0" w:after="80"/>
-        <w:jc w:val="center"/>
-      </w:pPr>
-      <w:r>
-        <w:rPr>
-          <w:rFonts w:ascii="Times New Roman" w:hAnsi="Times New Roman"/>
-          <w:i/>
-          <w:color w:val="475569"/>
-          <w:sz w:val="24"/>
-        </w:rPr>
-        <w:t>[An Autonomous Institution | Re-Accredited by NAAC with 'A+' Grade]</w:t>
-      </w:r>
-    </w:p>
-    <w:p>
-      <w:pPr>
-        <w:spacing w:before="0" w:after="280"/>
+        <w:spacing w:before="0" w:after="200"/>
         <w:jc w:val="center"/>
       </w:pPr>
       <w:r>

--- a/docs/System_Constraints_and_Portal_Rules.docx
+++ b/docs/System_Constraints_and_Portal_Rules.docx
@@ -82,7 +82,7 @@
           <w:color w:val="64748B"/>
           <w:sz w:val="22"/>
         </w:rPr>
-        <w:t>Document Generated: August 09, 2026 | Version 3.0 | Status: Active System Rules Specification</w:t>
+        <w:t>Document Generated: August 10, 2026 | Version 3.0 | Status: Active System Rules Specification</w:t>
       </w:r>
     </w:p>
     <w:p>

--- a/docs/System_Constraints_and_Portal_Rules.docx
+++ b/docs/System_Constraints_and_Portal_Rules.docx
@@ -82,7 +82,7 @@
           <w:color w:val="64748B"/>
           <w:sz w:val="22"/>
         </w:rPr>
-        <w:t>Document Generated: August 10, 2026 | Version 3.0 | Status: Active System Rules Specification</w:t>
+        <w:t>Document Generated: August 13, 2026 | Version 3.0 | Status: Active System Rules Specification</w:t>
       </w:r>
     </w:p>
     <w:p>

--- a/docs/System_Constraints_and_Portal_Rules.docx
+++ b/docs/System_Constraints_and_Portal_Rules.docx
@@ -82,7 +82,7 @@
           <w:color w:val="64748B"/>
           <w:sz w:val="22"/>
         </w:rPr>
-        <w:t>Document Generated: August 13, 2026 | Version 3.0 | Status: Active System Rules Specification</w:t>
+        <w:t>Document Generated: August 14, 2026 | Version 3.0 | Status: Active System Rules Specification</w:t>
       </w:r>
     </w:p>
     <w:p>

--- a/docs/System_Constraints_and_Portal_Rules.docx
+++ b/docs/System_Constraints_and_Portal_Rules.docx
@@ -82,7 +82,7 @@
           <w:color w:val="64748B"/>
           <w:sz w:val="22"/>
         </w:rPr>
-        <w:t>Document Generated: August 14, 2026 | Version 3.0 | Status: Active System Rules Specification</w:t>
+        <w:t>Document Generated: August 16, 2026 | Version 3.0 | Status: Active System Rules Specification</w:t>
       </w:r>
     </w:p>
     <w:p>

--- a/docs/System_Constraints_and_Portal_Rules.docx
+++ b/docs/System_Constraints_and_Portal_Rules.docx
@@ -82,7 +82,7 @@
           <w:color w:val="64748B"/>
           <w:sz w:val="22"/>
         </w:rPr>
-        <w:t>Document Generated: August 16, 2026 | Version 3.0 | Status: Active System Rules Specification</w:t>
+        <w:t>Document Generated: August 17, 2026 | Version 3.0 | Status: Active System Rules Specification</w:t>
       </w:r>
     </w:p>
     <w:p>
@@ -1148,6 +1148,28 @@
         <w:t>HODs, Principal, HR, and System Admin have access to the Auto-Mapped Activity Verification Panel inside both the submissions list and View Full FPI Form modal. Each record features an 👁️ View Proof button to inspect original evidence documents (PDF, images) before approving scores.</w:t>
       </w:r>
     </w:p>
+    <w:p>
+      <w:pPr>
+        <w:pStyle w:val="ListBullet"/>
+        <w:spacing w:after="80"/>
+      </w:pPr>
+      <w:r>
+        <w:rPr>
+          <w:rFonts w:ascii="Times New Roman" w:hAnsi="Times New Roman"/>
+          <w:b/>
+          <w:color w:val="0F331F"/>
+          <w:sz w:val="28"/>
+        </w:rPr>
+        <w:t xml:space="preserve">Bulk Appraisal Digital Signing &amp; Batch Approval (HOD &amp; System Admin): </w:t>
+      </w:r>
+      <w:r>
+        <w:rPr>
+          <w:rFonts w:ascii="Times New Roman" w:hAnsi="Times New Roman"/>
+          <w:sz w:val="28"/>
+        </w:rPr>
+        <w:t>HODs and System Admins (along with Principal &amp; HR) can select multiple pending appraisal forms using multi-select checkboxes or 'Select All Pending' to review and execute bulk signing and approvals. The system applies cryptographic digital signatures (signer name, ISO timestamp, client IP address), sets evaluated marks matching rubrics/self-scores, logs audit timestamps (hod_approved_at / final_approved_at), and dispatches automated email notifications with score breakdowns to all approved faculty.</w:t>
+      </w:r>
+    </w:p>
     <w:sectPr>
       <w:footerReference w:type="default" r:id="rId9"/>
       <w:pgSz w:w="12240" w:h="15840"/>

--- a/docs/System_Constraints_and_Portal_Rules.docx
+++ b/docs/System_Constraints_and_Portal_Rules.docx
@@ -1170,6 +1170,65 @@
         <w:t>HODs and System Admins (along with Principal &amp; HR) can select multiple pending appraisal forms using multi-select checkboxes or 'Select All Pending' to review and execute bulk signing and approvals. The system applies cryptographic digital signatures (signer name, ISO timestamp, client IP address), sets evaluated marks matching rubrics/self-scores, logs audit timestamps (hod_approved_at / final_approved_at), and dispatches automated email notifications with score breakdowns to all approved faculty.</w:t>
       </w:r>
     </w:p>
+    <w:p>
+      <w:pPr>
+        <w:keepNext/>
+        <w:spacing w:before="320" w:after="120"/>
+      </w:pPr>
+      <w:r>
+        <w:rPr>
+          <w:rFonts w:ascii="Times New Roman" w:hAnsi="Times New Roman"/>
+          <w:b/>
+          <w:color w:val="0F172A"/>
+          <w:sz w:val="32"/>
+        </w:rPr>
+        <w:t>5. AI Academic Bio-Data &amp; Real-Time Web Push Notification Governance</w:t>
+      </w:r>
+    </w:p>
+    <w:p>
+      <w:pPr>
+        <w:pStyle w:val="ListBullet"/>
+        <w:spacing w:after="80"/>
+      </w:pPr>
+      <w:r>
+        <w:rPr>
+          <w:rFonts w:ascii="Times New Roman" w:hAnsi="Times New Roman"/>
+          <w:b/>
+          <w:color w:val="0369A1"/>
+          <w:sz w:val="28"/>
+        </w:rPr>
+        <w:t xml:space="preserve">1-Click AI CV &amp; Statutory Bio-Data Generation: </w:t>
+      </w:r>
+      <w:r>
+        <w:rPr>
+          <w:rFonts w:ascii="Times New Roman" w:hAnsi="Times New Roman"/>
+          <w:sz w:val="28"/>
+        </w:rPr>
+        <w:t>Provides automated profile aggregation across 14 database tables. Supports 3 statutory formats: (1) SREC Official Letterhead Format with college crest and QR verification, (2) AICTE / Anna University Inspection Format with teaching/research splits, and (3) Modern Technical Europass Format. Features an intelligent AI Academic Statement Generator with dynamic tone selection (Executive, Research, Teaching) and section visibility toggles.</w:t>
+      </w:r>
+    </w:p>
+    <w:p>
+      <w:pPr>
+        <w:pStyle w:val="ListBullet"/>
+        <w:spacing w:after="80"/>
+      </w:pPr>
+      <w:r>
+        <w:rPr>
+          <w:rFonts w:ascii="Times New Roman" w:hAnsi="Times New Roman"/>
+          <w:b/>
+          <w:color w:val="0369A1"/>
+          <w:sz w:val="28"/>
+        </w:rPr>
+        <w:t xml:space="preserve">PWA Web Push Notification Infrastructure (VAPID): </w:t>
+      </w:r>
+      <w:r>
+        <w:rPr>
+          <w:rFonts w:ascii="Times New Roman" w:hAnsi="Times New Roman"/>
+          <w:sz w:val="28"/>
+        </w:rPr>
+        <w:t>Implements zero-cost, real-time push alerts via Service Worker (sw-push.js) and VAPID cryptography. Delivers instant alerts directly to faculty mobile devices and desktop browsers for appraisal review approvals, bulk digital signing, revision requests, and administrative circulars even when the browser tab is closed.</w:t>
+      </w:r>
+    </w:p>
     <w:sectPr>
       <w:footerReference w:type="default" r:id="rId9"/>
       <w:pgSz w:w="12240" w:h="15840"/>

--- a/docs/System_Constraints_and_Portal_Rules.docx
+++ b/docs/System_Constraints_and_Portal_Rules.docx
@@ -82,7 +82,7 @@
           <w:color w:val="64748B"/>
           <w:sz w:val="22"/>
         </w:rPr>
-        <w:t>Document Generated: August 17, 2026 | Version 3.0 | Status: Active System Rules Specification</w:t>
+        <w:t>Document Generated: August 18, 2026 | Version 3.0 | Status: Active System Rules Specification</w:t>
       </w:r>
     </w:p>
     <w:p>
@@ -1229,6 +1229,28 @@
         <w:t>Implements zero-cost, real-time push alerts via Service Worker (sw-push.js) and VAPID cryptography. Delivers instant alerts directly to faculty mobile devices and desktop browsers for appraisal review approvals, bulk digital signing, revision requests, and administrative circulars even when the browser tab is closed.</w:t>
       </w:r>
     </w:p>
+    <w:p>
+      <w:pPr>
+        <w:pStyle w:val="ListBullet"/>
+        <w:spacing w:after="80"/>
+      </w:pPr>
+      <w:r>
+        <w:rPr>
+          <w:rFonts w:ascii="Times New Roman" w:hAnsi="Times New Roman"/>
+          <w:b/>
+          <w:color w:val="0369A1"/>
+          <w:sz w:val="28"/>
+        </w:rPr>
+        <w:t xml:space="preserve">Profile Picture Background White Standardization Rule: </w:t>
+      </w:r>
+      <w:r>
+        <w:rPr>
+          <w:rFonts w:ascii="Times New Roman" w:hAnsi="Times New Roman"/>
+          <w:sz w:val="28"/>
+        </w:rPr>
+        <w:t>When a faculty member uploads a profile picture (JPG/PNG), the system automatically processes the image via AI portrait segmentation (rembg) to isolate the portrait and standardize the background to solid pure white (#FFFFFF) by default. This ensures uniform, professional presentation across all portals, ID cards, and official CV templates.</w:t>
+      </w:r>
+    </w:p>
     <w:sectPr>
       <w:footerReference w:type="default" r:id="rId9"/>
       <w:pgSz w:w="12240" w:h="15840"/>

--- a/docs/System_Constraints_and_Portal_Rules.docx
+++ b/docs/System_Constraints_and_Portal_Rules.docx
@@ -82,7 +82,7 @@
           <w:color w:val="64748B"/>
           <w:sz w:val="22"/>
         </w:rPr>
-        <w:t>Document Generated: August 18, 2026 | Version 3.0 | Status: Active System Rules Specification</w:t>
+        <w:t>Document Generated: August 19, 2026 | Version 3.0 | Status: Active System Rules Specification</w:t>
       </w:r>
     </w:p>
     <w:p>
@@ -1028,6 +1028,28 @@
           <w:color w:val="0F331F"/>
           <w:sz w:val="28"/>
         </w:rPr>
+        <w:t xml:space="preserve">FPI Part D Scoring Formula &amp; Worked Examples: </w:t>
+      </w:r>
+      <w:r>
+        <w:rPr>
+          <w:rFonts w:ascii="Times New Roman" w:hAnsi="Times New Roman"/>
+          <w:sz w:val="28"/>
+        </w:rPr>
+        <w:t>Part D evaluates Institutional and Departmental contributions: Institutional Roles award 10.0 Pts per duty (Max 20.0 Pts); Departmental Roles award 10.0 Pts per duty (Max 10.0 Pts). Total Part D score is computed as: min(20.0, Institutional_Marks + Departmental_Marks). Worked Example A: Faculty serving as Club Coordinator (10 inst) + Dept Exam Cell Coordinator (10 dept) -&gt; 10 + 10 = 20.0 / 20.0 (Max Cap Reached). Worked Example B: Faculty holding 2 Institutional Roles (NSS Coordinator + Sports Advisory, 2 x 10 = 20 inst, 0 dept) -&gt; 20.0 / 20.0 (Max Cap Reached).</w:t>
+      </w:r>
+    </w:p>
+    <w:p>
+      <w:pPr>
+        <w:pStyle w:val="ListBullet"/>
+        <w:spacing w:after="80"/>
+      </w:pPr>
+      <w:r>
+        <w:rPr>
+          <w:rFonts w:ascii="Times New Roman" w:hAnsi="Times New Roman"/>
+          <w:b/>
+          <w:color w:val="0F331F"/>
+          <w:sz w:val="28"/>
+        </w:rPr>
         <w:t xml:space="preserve">Club Coordinator &amp; Co-Coordinator Rule: </w:t>
       </w:r>
       <w:r>
@@ -1249,6 +1271,65 @@
           <w:sz w:val="28"/>
         </w:rPr>
         <w:t>When a faculty member uploads a profile picture (JPG/PNG), the system automatically processes the image via AI portrait segmentation (rembg) to isolate the portrait and standardize the background to solid pure white (#FFFFFF) by default. This ensures uniform, professional presentation across all portals, ID cards, and official CV templates.</w:t>
+      </w:r>
+    </w:p>
+    <w:p>
+      <w:pPr>
+        <w:keepNext/>
+        <w:spacing w:before="320" w:after="120"/>
+      </w:pPr>
+      <w:r>
+        <w:rPr>
+          <w:rFonts w:ascii="Times New Roman" w:hAnsi="Times New Roman"/>
+          <w:b/>
+          <w:color w:val="0F172A"/>
+          <w:sz w:val="32"/>
+        </w:rPr>
+        <w:t>6. SREC FIS V3.1 Workflow Enhancements Governance &amp; Security</w:t>
+      </w:r>
+    </w:p>
+    <w:p>
+      <w:pPr>
+        <w:pStyle w:val="ListBullet"/>
+        <w:spacing w:after="80"/>
+      </w:pPr>
+      <w:r>
+        <w:rPr>
+          <w:rFonts w:ascii="Times New Roman" w:hAnsi="Times New Roman"/>
+          <w:b/>
+          <w:color w:val="0F331F"/>
+          <w:sz w:val="28"/>
+        </w:rPr>
+        <w:t xml:space="preserve">AI Batch Document Upload &amp; Concurrent Pre-Fill Pipeline (V3.1-01): </w:t>
+      </w:r>
+      <w:r>
+        <w:rPr>
+          <w:rFonts w:ascii="Times New Roman" w:hAnsi="Times New Roman"/>
+          <w:sz w:val="28"/>
+        </w:rPr>
+        <w:t>Faculty can upload up to 10 academic documents (Max 5 MB each, Max 20 MB total) across supported MIME types (PDF, JPG, PNG, WEBP). Employs a 2-worker queue concurrency to balance OCR and API rate limits. Partial failure resiliency ensures successful extractions are immediately reviewable while failed items offer retry/manual entry. In strict accordance with AI Non-Autonomy rules, zero unconfirmed records are auto-saved to database.</w:t>
+      </w:r>
+    </w:p>
+    <w:p>
+      <w:pPr>
+        <w:pStyle w:val="ListBullet"/>
+        <w:spacing w:after="80"/>
+      </w:pPr>
+      <w:r>
+        <w:rPr>
+          <w:rFonts w:ascii="Times New Roman" w:hAnsi="Times New Roman"/>
+          <w:b/>
+          <w:color w:val="0F331F"/>
+          <w:sz w:val="28"/>
+        </w:rPr>
+        <w:t xml:space="preserve">One-Click Consolidated Department Academic &amp; Accreditation PDF Compilation (V3.1-02): </w:t>
+      </w:r>
+      <w:r>
+        <w:rPr>
+          <w:rFonts w:ascii="Times New Roman" w:hAnsi="Times New Roman"/>
+          <w:sz w:val="28"/>
+        </w:rPr>
+        <w:t>Authorized HODs and Administrators can generate a consolidated 9-section official Department Performance &amp; Accreditation PDF in under 3.5 seconds. Strictly enforces department data isolation: HODs can only access their assigned department; cross-department attempts trigger HTTP 403 Forbidden. System Admin &amp; Principal retain institutional scope.</w:t>
       </w:r>
     </w:p>
     <w:sectPr>

--- a/docs/System_Constraints_and_Portal_Rules.docx
+++ b/docs/System_Constraints_and_Portal_Rules.docx
@@ -1332,6 +1332,153 @@
         <w:t>Authorized HODs and Administrators can generate a consolidated 9-section official Department Performance &amp; Accreditation PDF in under 3.5 seconds. Strictly enforces department data isolation: HODs can only access their assigned department; cross-department attempts trigger HTTP 403 Forbidden. System Admin &amp; Principal retain institutional scope.</w:t>
       </w:r>
     </w:p>
+    <w:p>
+      <w:pPr>
+        <w:keepNext/>
+        <w:spacing w:before="320" w:after="120"/>
+      </w:pPr>
+      <w:r>
+        <w:rPr>
+          <w:rFonts w:ascii="Times New Roman" w:hAnsi="Times New Roman"/>
+          <w:b/>
+          <w:color w:val="0F172A"/>
+          <w:sz w:val="32"/>
+        </w:rPr>
+        <w:t>7. SREC FIS V3.2 Event Design &amp; Certificate Generation Suite Governance</w:t>
+      </w:r>
+    </w:p>
+    <w:p>
+      <w:pPr>
+        <w:pStyle w:val="ListBullet"/>
+        <w:spacing w:after="80"/>
+      </w:pPr>
+      <w:r>
+        <w:rPr>
+          <w:rFonts w:ascii="Times New Roman" w:hAnsi="Times New Roman"/>
+          <w:b/>
+          <w:color w:val="0369A1"/>
+          <w:sz w:val="28"/>
+        </w:rPr>
+        <w:t xml:space="preserve">Single-Entry Event Data Reuse (V3.2-01): </w:t>
+      </w:r>
+      <w:r>
+        <w:rPr>
+          <w:rFonts w:ascii="Times New Roman" w:hAnsi="Times New Roman"/>
+          <w:sz w:val="28"/>
+        </w:rPr>
+        <w:t>Faculty can create Event Posters, Formal Invitations, and Participation Certificates by selecting an existing event from the 'staff_event_organized' module or creating a new event record. All metadata (title, dates, resource person, theme, venue) is reused instantly without redundant manual entry.</w:t>
+      </w:r>
+    </w:p>
+    <w:p>
+      <w:pPr>
+        <w:pStyle w:val="ListBullet"/>
+        <w:spacing w:after="80"/>
+      </w:pPr>
+      <w:r>
+        <w:rPr>
+          <w:rFonts w:ascii="Times New Roman" w:hAnsi="Times New Roman"/>
+          <w:b/>
+          <w:color w:val="0369A1"/>
+          <w:sz w:val="28"/>
+        </w:rPr>
+        <w:t xml:space="preserve">Server-Enforced Department Identity &amp; Anti-Spoofing (V3.2-02): </w:t>
+      </w:r>
+      <w:r>
+        <w:rPr>
+          <w:rFonts w:ascii="Times New Roman" w:hAnsi="Times New Roman"/>
+          <w:sz w:val="28"/>
+        </w:rPr>
+        <w:t>The organizing department rendered on all posters, invitations, and certificates is derived strictly from the server-side lookup of the authenticated faculty member's staff_academics record. Any client-side department overrides are explicitly ignored and overwritten on the server to prevent institutional misattribution.</w:t>
+      </w:r>
+    </w:p>
+    <w:p>
+      <w:pPr>
+        <w:pStyle w:val="ListBullet"/>
+        <w:spacing w:after="80"/>
+      </w:pPr>
+      <w:r>
+        <w:rPr>
+          <w:rFonts w:ascii="Times New Roman" w:hAnsi="Times New Roman"/>
+          <w:b/>
+          <w:color w:val="0369A1"/>
+          <w:sz w:val="28"/>
+        </w:rPr>
+        <w:t xml:space="preserve">Deterministic Certificate Numbering Format (V3.2-03): </w:t>
+      </w:r>
+      <w:r>
+        <w:rPr>
+          <w:rFonts w:ascii="Times New Roman" w:hAnsi="Times New Roman"/>
+          <w:sz w:val="28"/>
+        </w:rPr>
+        <w:t>All generated participation certificates adhere to the official institutional format: SREC/&lt;DEPT_CODE&gt;/&lt;YEAR&gt;/&lt;EVENT_CODE&gt;/&lt;3-DIGIT-INDEX&gt; (e.g., SREC/AD/2026/SEMINA/001). This guarantees audit traceability and tamper verification across accreditation inspections.</w:t>
+      </w:r>
+    </w:p>
+    <w:p>
+      <w:pPr>
+        <w:pStyle w:val="ListBullet"/>
+        <w:spacing w:after="80"/>
+      </w:pPr>
+      <w:r>
+        <w:rPr>
+          <w:rFonts w:ascii="Times New Roman" w:hAnsi="Times New Roman"/>
+          <w:b/>
+          <w:color w:val="0369A1"/>
+          <w:sz w:val="28"/>
+        </w:rPr>
+        <w:t xml:space="preserve">Bulk Participant Spreadsheet Validation &amp; Fault-Tolerant Engine (V3.2-04): </w:t>
+      </w:r>
+      <w:r>
+        <w:rPr>
+          <w:rFonts w:ascii="Times New Roman" w:hAnsi="Times New Roman"/>
+          <w:sz w:val="28"/>
+        </w:rPr>
+        <w:t>Accepts Excel (.xlsx/.xls) and CSV rosters, validating participant names, detecting in-batch duplicates, and checking email syntax. Generation engine features live step-by-step progress tracking, non-blocking fault tolerance, single PDF downloads, combined multi-page PDF generation, and one-click JSZip archive downloading.</w:t>
+      </w:r>
+    </w:p>
+    <w:p>
+      <w:pPr>
+        <w:pStyle w:val="ListBullet"/>
+        <w:spacing w:after="80"/>
+      </w:pPr>
+      <w:r>
+        <w:rPr>
+          <w:rFonts w:ascii="Times New Roman" w:hAnsi="Times New Roman"/>
+          <w:b/>
+          <w:color w:val="0369A1"/>
+          <w:sz w:val="28"/>
+        </w:rPr>
+        <w:t xml:space="preserve">Template Catalog Management &amp; Role-Based Access Control (V3.2-05): </w:t>
+      </w:r>
+      <w:r>
+        <w:rPr>
+          <w:rFonts w:ascii="Times New Roman" w:hAnsi="Times New Roman"/>
+          <w:sz w:val="28"/>
+        </w:rPr>
+        <w:t>Provides 15 accredited institutional templates (P01-P05 Posters, I01-I05 Invitations, C01-C05 Certificates). System Administrators can activate/deactivate templates globally, while faculty members have isolated access to view and manage only their own generated design histories.</w:t>
+      </w:r>
+    </w:p>
+    <w:p>
+      <w:pPr>
+        <w:pStyle w:val="ListBullet"/>
+        <w:spacing w:after="80"/>
+      </w:pPr>
+      <w:r>
+        <w:rPr>
+          <w:rFonts w:ascii="Times New Roman" w:hAnsi="Times New Roman"/>
+          <w:b/>
+          <w:color w:val="0369A1"/>
+          <w:sz w:val="28"/>
+        </w:rPr>
+        <w:t xml:space="preserve">Institutional Signatory Rule &amp; Server Anti-Spoofing (V3.2-06): </w:t>
+      </w:r>
+      <w:r>
+        <w:rPr>
+          <w:rFonts w:ascii="Times New Roman" w:hAnsi="Times New Roman"/>
+          <w:sz w:val="28"/>
+        </w:rPr>
+        <w:t>All Participation Certificates (C01–C05) strictly require exactly three institutional signatory blocks: (1) Faculty Coordinator (auto-mapped to the authenticated faculty organizer), (2) HOD (auto-resolved from the faculty coordinator's current department via admin_dep / staff_academics), and (3) Principal (auto-resolved from institutional executive configuration). Faculty cannot enter arbitrary signatory names or spoof signatories via frontend payload tampering. The server independently resolves and locks all three signatories across single and bulk certificate generation pipelines.</w:t>
+      </w:r>
+    </w:p>
     <w:sectPr>
       <w:footerReference w:type="default" r:id="rId9"/>
       <w:pgSz w:w="12240" w:h="15840"/>

--- a/docs/System_Constraints_and_Portal_Rules.docx
+++ b/docs/System_Constraints_and_Portal_Rules.docx
@@ -82,7 +82,7 @@
           <w:color w:val="64748B"/>
           <w:sz w:val="22"/>
         </w:rPr>
-        <w:t>Document Generated: August 19, 2026 | Version 3.0 | Status: Active System Rules Specification</w:t>
+        <w:t>Document Generated: August 20, 2026 | Version 3.0 | Status: Active System Rules Specification</w:t>
       </w:r>
     </w:p>
     <w:p>

--- a/docs/System_Constraints_and_Portal_Rules.docx
+++ b/docs/System_Constraints_and_Portal_Rules.docx
@@ -82,7 +82,7 @@
           <w:color w:val="64748B"/>
           <w:sz w:val="22"/>
         </w:rPr>
-        <w:t>Document Generated: August 20, 2026 | Version 3.0 | Status: Active System Rules Specification</w:t>
+        <w:t>Document Generated: August 21, 2026 | Version 3.0 | Status: Active System Rules Specification</w:t>
       </w:r>
     </w:p>
     <w:p>
